--- a/TurtleBot3_Bridge/docs/ELG5228_TurtleBot3_Bridge_Manual.docx
+++ b/TurtleBot3_Bridge/docs/ELG5228_TurtleBot3_Bridge_Manual.docx
@@ -100,7 +100,16 @@
           <w:bCs/>
           <w:color w:val="000000" w:themeColor="text1"/>
         </w:rPr>
-        <w:t>Version 1.1</w:t>
+        <w:t>Version 1.</w:t>
+      </w:r>
+      <w:r>
+        <w:rPr>
+          <w:rFonts w:ascii="Times New Roman" w:hAnsi="Times New Roman" w:cs="Times New Roman"/>
+          <w:b/>
+          <w:bCs/>
+          <w:color w:val="000000" w:themeColor="text1"/>
+        </w:rPr>
+        <w:t>3</w:t>
       </w:r>
     </w:p>
     <w:p>
@@ -117,7 +126,21 @@
           <w:rFonts w:ascii="Times New Roman" w:hAnsi="Times New Roman" w:cs="Times New Roman"/>
           <w:color w:val="000000" w:themeColor="text1"/>
         </w:rPr>
-        <w:t>Last updated: June 7, 2026</w:t>
+        <w:t xml:space="preserve">Last updated: June </w:t>
+      </w:r>
+      <w:r>
+        <w:rPr>
+          <w:rFonts w:ascii="Times New Roman" w:hAnsi="Times New Roman" w:cs="Times New Roman"/>
+          <w:color w:val="000000" w:themeColor="text1"/>
+        </w:rPr>
+        <w:t>17</w:t>
+      </w:r>
+      <w:r>
+        <w:rPr>
+          <w:rFonts w:ascii="Times New Roman" w:hAnsi="Times New Roman" w:cs="Times New Roman"/>
+          <w:color w:val="000000" w:themeColor="text1"/>
+        </w:rPr>
+        <w:t>, 2026</w:t>
       </w:r>
     </w:p>
     <w:p>
@@ -1917,6 +1940,7 @@
       <w:r>
         <w:rPr>
           <w:rFonts w:ascii="Times New Roman" w:hAnsi="Times New Roman" w:cs="Times New Roman"/>
+          <w:noProof/>
           <w:color w:val="000000" w:themeColor="text1"/>
         </w:rPr>
         <w:drawing>
@@ -1991,14 +2015,7 @@
           <w:rFonts w:ascii="Times New Roman" w:hAnsi="Times New Roman" w:cs="Times New Roman"/>
           <w:color w:val="000000" w:themeColor="text1"/>
         </w:rPr>
-        <w:t>2.1 The</w:t>
-      </w:r>
-      <w:r>
-        <w:rPr>
-          <w:rFonts w:ascii="Times New Roman" w:hAnsi="Times New Roman" w:cs="Times New Roman"/>
-          <w:color w:val="000000" w:themeColor="text1"/>
-        </w:rPr>
-        <w:t xml:space="preserve"> three layers</w:t>
+        <w:t>2.1 The three layers</w:t>
       </w:r>
       <w:bookmarkEnd w:id="3"/>
     </w:p>
@@ -2234,14 +2251,7 @@
           <w:color w:val="000000" w:themeColor="text1"/>
         </w:rPr>
         <w:lastRenderedPageBreak/>
-        <w:t>2.2 Why</w:t>
-      </w:r>
-      <w:r>
-        <w:rPr>
-          <w:rFonts w:ascii="Times New Roman" w:hAnsi="Times New Roman" w:cs="Times New Roman"/>
-          <w:color w:val="000000" w:themeColor="text1"/>
-        </w:rPr>
-        <w:t xml:space="preserve"> two protocols (WebSocket and DDS)</w:t>
+        <w:t>2.2 Why two protocols (WebSocket and DDS)</w:t>
       </w:r>
       <w:bookmarkEnd w:id="4"/>
     </w:p>
@@ -2258,45 +2268,21 @@
           <w:rFonts w:ascii="Times New Roman" w:hAnsi="Times New Roman" w:cs="Times New Roman"/>
           <w:color w:val="000000" w:themeColor="text1"/>
         </w:rPr>
-        <w:t>This is the most important design decision in the system. ROS 2 nodes normally discover each other using DDS over UDP multicast — they broadcast on the network and listen for replies. A Docker container sits on an isolated virtual network that blocks these broadcasts, so a ROS 2 node inside Docker cannot see or be seen by ROS 2 nodes outside it. The usual workaround, --net=host, only works on Linux, not on the macOS and Windows laptops students use.</w:t>
-      </w:r>
-      <w:r>
-        <w:rPr>
-          <w:rFonts w:ascii="Times New Roman" w:hAnsi="Times New Roman" w:cs="Times New Roman"/>
-          <w:color w:val="000000" w:themeColor="text1"/>
-        </w:rPr>
-      </w:r>
-      <w:r>
-        <w:rPr>
-          <w:rFonts w:ascii="Times New Roman" w:hAnsi="Times New Roman" w:cs="Times New Roman"/>
-          <w:color w:val="000000" w:themeColor="text1"/>
-        </w:rPr>
-      </w:r>
-      <w:r>
-        <w:rPr>
-          <w:rFonts w:ascii="Times New Roman" w:eastAsia="Consolas" w:hAnsi="Times New Roman" w:cs="Times New Roman"/>
-          <w:color w:val="000000" w:themeColor="text1"/>
-          <w:sz w:val="20"/>
-          <w:szCs w:val="20"/>
-        </w:rPr>
-      </w:r>
-      <w:r>
-        <w:rPr>
-          <w:rFonts w:ascii="Times New Roman" w:hAnsi="Times New Roman" w:cs="Times New Roman"/>
-          <w:color w:val="000000" w:themeColor="text1"/>
-        </w:rPr>
-      </w:r>
-      <w:r>
-        <w:rPr>
-          <w:rFonts w:ascii="Times New Roman" w:hAnsi="Times New Roman" w:cs="Times New Roman"/>
-          <w:color w:val="000000" w:themeColor="text1"/>
-        </w:rPr>
-      </w:r>
-      <w:r>
-        <w:rPr>
-          <w:rFonts w:ascii="Times New Roman" w:hAnsi="Times New Roman" w:cs="Times New Roman"/>
-          <w:color w:val="000000" w:themeColor="text1"/>
-        </w:rPr>
+        <w:t>This is the most important design decision in the system. ROS 2 nodes normally discover each other using DDS over UDP multicast</w:t>
+      </w:r>
+      <w:r>
+        <w:rPr>
+          <w:rFonts w:ascii="Times New Roman" w:hAnsi="Times New Roman" w:cs="Times New Roman"/>
+          <w:color w:val="000000" w:themeColor="text1"/>
+        </w:rPr>
+        <w:t>,</w:t>
+      </w:r>
+      <w:r>
+        <w:rPr>
+          <w:rFonts w:ascii="Times New Roman" w:hAnsi="Times New Roman" w:cs="Times New Roman"/>
+          <w:color w:val="000000" w:themeColor="text1"/>
+        </w:rPr>
+        <w:t xml:space="preserve"> they broadcast on the network and listen for replies. A Docker container sits on an isolated virtual network that blocks these broadcasts, so a ROS 2 node inside Docker cannot see or be seen by ROS 2 nodes outside it. The usual workaround, --net=host, only works on Linux, not on the macOS and Windows laptops students use.</w:t>
       </w:r>
     </w:p>
     <w:p>
@@ -2352,6 +2338,7 @@
       <w:r>
         <w:rPr>
           <w:rFonts w:ascii="Times New Roman" w:hAnsi="Times New Roman" w:cs="Times New Roman"/>
+          <w:noProof/>
           <w:color w:val="000000" w:themeColor="text1"/>
         </w:rPr>
         <w:drawing>
@@ -2509,14 +2496,7 @@
           <w:rFonts w:ascii="Times New Roman" w:hAnsi="Times New Roman" w:cs="Times New Roman"/>
           <w:color w:val="000000" w:themeColor="text1"/>
         </w:rPr>
-        <w:t>3.1 Bidirectional</w:t>
-      </w:r>
-      <w:r>
-        <w:rPr>
-          <w:rFonts w:ascii="Times New Roman" w:hAnsi="Times New Roman" w:cs="Times New Roman"/>
-          <w:color w:val="000000" w:themeColor="text1"/>
-        </w:rPr>
-        <w:t xml:space="preserve"> translation</w:t>
+        <w:t>3.1 Bidirectional translation</w:t>
       </w:r>
       <w:bookmarkEnd w:id="6"/>
     </w:p>
@@ -2699,14 +2679,7 @@
           <w:rFonts w:ascii="Times New Roman" w:hAnsi="Times New Roman" w:cs="Times New Roman"/>
           <w:color w:val="000000" w:themeColor="text1"/>
         </w:rPr>
-        <w:t>3.2 Sim</w:t>
-      </w:r>
-      <w:r>
-        <w:rPr>
-          <w:rFonts w:ascii="Times New Roman" w:hAnsi="Times New Roman" w:cs="Times New Roman"/>
-          <w:color w:val="000000" w:themeColor="text1"/>
-        </w:rPr>
-        <w:t xml:space="preserve"> / real mode switch</w:t>
+        <w:t>3.2 Sim / real mode switch</w:t>
       </w:r>
       <w:bookmarkEnd w:id="7"/>
     </w:p>
@@ -2880,14 +2853,7 @@
           <w:color w:val="000000" w:themeColor="text1"/>
         </w:rPr>
         <w:lastRenderedPageBreak/>
-        <w:t>3.3 API</w:t>
-      </w:r>
-      <w:r>
-        <w:rPr>
-          <w:rFonts w:ascii="Times New Roman" w:hAnsi="Times New Roman" w:cs="Times New Roman"/>
-          <w:color w:val="000000" w:themeColor="text1"/>
-        </w:rPr>
-        <w:t xml:space="preserve"> reference</w:t>
+        <w:t>3.3 API reference</w:t>
       </w:r>
       <w:bookmarkEnd w:id="8"/>
     </w:p>
@@ -2905,20 +2871,6 @@
           <w:color w:val="000000" w:themeColor="text1"/>
         </w:rPr>
         <w:t>The wrapper mirrors the rclpy API surface. The table below lists everything it exposes.</w:t>
-      </w:r>
-      <w:proofErr w:type="spellStart"/>
-      <w:r>
-        <w:rPr>
-          <w:rFonts w:ascii="Times New Roman" w:hAnsi="Times New Roman" w:cs="Times New Roman"/>
-          <w:color w:val="000000" w:themeColor="text1"/>
-        </w:rPr>
-      </w:r>
-      <w:proofErr w:type="spellEnd"/>
-      <w:r>
-        <w:rPr>
-          <w:rFonts w:ascii="Times New Roman" w:hAnsi="Times New Roman" w:cs="Times New Roman"/>
-          <w:color w:val="000000" w:themeColor="text1"/>
-        </w:rPr>
       </w:r>
     </w:p>
     <w:tbl>
@@ -2944,12 +2896,6 @@
         <w:gridCol w:w="2000"/>
       </w:tblGrid>
       <w:tr>
-        <w:tblPrEx>
-          <w:tblCellMar>
-            <w:top w:w="0" w:type="dxa"/>
-            <w:bottom w:w="0" w:type="dxa"/>
-          </w:tblCellMar>
-        </w:tblPrEx>
         <w:trPr>
           <w:tblHeader/>
         </w:trPr>
@@ -3096,12 +3042,6 @@
         </w:tc>
       </w:tr>
       <w:tr>
-        <w:tblPrEx>
-          <w:tblCellMar>
-            <w:top w:w="0" w:type="dxa"/>
-            <w:bottom w:w="0" w:type="dxa"/>
-          </w:tblCellMar>
-        </w:tblPrEx>
         <w:tc>
           <w:tcPr>
             <w:tcW w:w="3000" w:type="dxa"/>
@@ -3234,12 +3174,6 @@
         </w:tc>
       </w:tr>
       <w:tr>
-        <w:tblPrEx>
-          <w:tblCellMar>
-            <w:top w:w="0" w:type="dxa"/>
-            <w:bottom w:w="0" w:type="dxa"/>
-          </w:tblCellMar>
-        </w:tblPrEx>
         <w:tc>
           <w:tcPr>
             <w:tcW w:w="3000" w:type="dxa"/>
@@ -3383,12 +3317,6 @@
         </w:tc>
       </w:tr>
       <w:tr>
-        <w:tblPrEx>
-          <w:tblCellMar>
-            <w:top w:w="0" w:type="dxa"/>
-            <w:bottom w:w="0" w:type="dxa"/>
-          </w:tblCellMar>
-        </w:tblPrEx>
         <w:tc>
           <w:tcPr>
             <w:tcW w:w="3000" w:type="dxa"/>
@@ -3532,12 +3460,6 @@
         </w:tc>
       </w:tr>
       <w:tr>
-        <w:tblPrEx>
-          <w:tblCellMar>
-            <w:top w:w="0" w:type="dxa"/>
-            <w:bottom w:w="0" w:type="dxa"/>
-          </w:tblCellMar>
-        </w:tblPrEx>
         <w:tc>
           <w:tcPr>
             <w:tcW w:w="3000" w:type="dxa"/>
@@ -3681,12 +3603,6 @@
         </w:tc>
       </w:tr>
       <w:tr>
-        <w:tblPrEx>
-          <w:tblCellMar>
-            <w:top w:w="0" w:type="dxa"/>
-            <w:bottom w:w="0" w:type="dxa"/>
-          </w:tblCellMar>
-        </w:tblPrEx>
         <w:tc>
           <w:tcPr>
             <w:tcW w:w="3000" w:type="dxa"/>
@@ -3730,27 +3646,7 @@
                 <w:sz w:val="20"/>
                 <w:szCs w:val="20"/>
               </w:rPr>
-              <w:t xml:space="preserve">) / </w:t>
-            </w:r>
-            <w:proofErr w:type="spellStart"/>
-            <w:r>
-              <w:rPr>
-                <w:rFonts w:ascii="Times New Roman" w:eastAsia="Consolas" w:hAnsi="Times New Roman" w:cs="Times New Roman"/>
-                <w:color w:val="000000" w:themeColor="text1"/>
-                <w:sz w:val="20"/>
-                <w:szCs w:val="20"/>
-              </w:rPr>
-              <w:t>spin_once</w:t>
-            </w:r>
-            <w:proofErr w:type="spellEnd"/>
-            <w:r>
-              <w:rPr>
-                <w:rFonts w:ascii="Times New Roman" w:eastAsia="Consolas" w:hAnsi="Times New Roman" w:cs="Times New Roman"/>
-                <w:color w:val="000000" w:themeColor="text1"/>
-                <w:sz w:val="20"/>
-                <w:szCs w:val="20"/>
-              </w:rPr>
-              <w:t>()</w:t>
+              <w:t xml:space="preserve">) </w:t>
             </w:r>
           </w:p>
         </w:tc>
@@ -3830,12 +3726,6 @@
         </w:tc>
       </w:tr>
       <w:tr>
-        <w:tblPrEx>
-          <w:tblCellMar>
-            <w:top w:w="0" w:type="dxa"/>
-            <w:bottom w:w="0" w:type="dxa"/>
-          </w:tblCellMar>
-        </w:tblPrEx>
         <w:tc>
           <w:tcPr>
             <w:tcW w:w="3000" w:type="dxa"/>
@@ -3948,12 +3838,6 @@
         </w:tc>
       </w:tr>
       <w:tr>
-        <w:tblPrEx>
-          <w:tblCellMar>
-            <w:top w:w="0" w:type="dxa"/>
-            <w:bottom w:w="0" w:type="dxa"/>
-          </w:tblCellMar>
-        </w:tblPrEx>
         <w:tc>
           <w:tcPr>
             <w:tcW w:w="3000" w:type="dxa"/>
@@ -3979,7 +3863,6 @@
                 <w:color w:val="000000" w:themeColor="text1"/>
               </w:rPr>
             </w:pPr>
-            <w:r/>
             <w:r>
               <w:rPr>
                 <w:rFonts w:ascii="Times New Roman" w:hAnsi="Times New Roman"/>
@@ -4015,7 +3898,6 @@
                 <w:color w:val="000000" w:themeColor="text1"/>
               </w:rPr>
             </w:pPr>
-            <w:r/>
             <w:r>
               <w:rPr>
                 <w:rFonts w:ascii="Times New Roman" w:hAnsi="Times New Roman"/>
@@ -4051,7 +3933,6 @@
                 <w:color w:val="000000" w:themeColor="text1"/>
               </w:rPr>
             </w:pPr>
-            <w:r/>
             <w:r>
               <w:rPr>
                 <w:rFonts w:ascii="Times New Roman" w:hAnsi="Times New Roman"/>
@@ -4063,12 +3944,6 @@
         </w:tc>
       </w:tr>
       <w:tr>
-        <w:tblPrEx>
-          <w:tblCellMar>
-            <w:top w:w="0" w:type="dxa"/>
-            <w:bottom w:w="0" w:type="dxa"/>
-          </w:tblCellMar>
-        </w:tblPrEx>
         <w:tc>
           <w:tcPr>
             <w:tcW w:w="3000" w:type="dxa"/>
@@ -4094,7 +3969,6 @@
                 <w:color w:val="000000" w:themeColor="text1"/>
               </w:rPr>
             </w:pPr>
-            <w:r/>
             <w:r>
               <w:rPr>
                 <w:rFonts w:ascii="Times New Roman" w:hAnsi="Times New Roman"/>
@@ -4130,7 +4004,6 @@
                 <w:color w:val="000000" w:themeColor="text1"/>
               </w:rPr>
             </w:pPr>
-            <w:r/>
             <w:r>
               <w:rPr>
                 <w:rFonts w:ascii="Times New Roman" w:hAnsi="Times New Roman"/>
@@ -4166,7 +4039,6 @@
                 <w:color w:val="000000" w:themeColor="text1"/>
               </w:rPr>
             </w:pPr>
-            <w:r/>
             <w:r>
               <w:rPr>
                 <w:rFonts w:ascii="Times New Roman" w:hAnsi="Times New Roman"/>
@@ -4178,12 +4050,6 @@
         </w:tc>
       </w:tr>
       <w:tr>
-        <w:tblPrEx>
-          <w:tblCellMar>
-            <w:top w:w="0" w:type="dxa"/>
-            <w:bottom w:w="0" w:type="dxa"/>
-          </w:tblCellMar>
-        </w:tblPrEx>
         <w:tc>
           <w:tcPr>
             <w:tcW w:w="3000" w:type="dxa"/>
@@ -4209,7 +4075,6 @@
                 <w:color w:val="000000" w:themeColor="text1"/>
               </w:rPr>
             </w:pPr>
-            <w:r/>
             <w:r>
               <w:rPr>
                 <w:rFonts w:ascii="Times New Roman" w:hAnsi="Times New Roman"/>
@@ -4245,7 +4110,6 @@
                 <w:color w:val="000000" w:themeColor="text1"/>
               </w:rPr>
             </w:pPr>
-            <w:r/>
             <w:r>
               <w:rPr>
                 <w:rFonts w:ascii="Times New Roman" w:hAnsi="Times New Roman"/>
@@ -4281,7 +4145,6 @@
                 <w:color w:val="000000" w:themeColor="text1"/>
               </w:rPr>
             </w:pPr>
-            <w:r/>
             <w:r>
               <w:rPr>
                 <w:rFonts w:ascii="Times New Roman" w:hAnsi="Times New Roman"/>
@@ -4293,12 +4156,6 @@
         </w:tc>
       </w:tr>
       <w:tr>
-        <w:tblPrEx>
-          <w:tblCellMar>
-            <w:top w:w="0" w:type="dxa"/>
-            <w:bottom w:w="0" w:type="dxa"/>
-          </w:tblCellMar>
-        </w:tblPrEx>
         <w:tc>
           <w:tcPr>
             <w:tcW w:w="3000" w:type="dxa"/>
@@ -4324,7 +4181,6 @@
                 <w:color w:val="000000" w:themeColor="text1"/>
               </w:rPr>
             </w:pPr>
-            <w:r/>
             <w:r>
               <w:rPr>
                 <w:rFonts w:ascii="Times New Roman" w:hAnsi="Times New Roman"/>
@@ -4360,7 +4216,6 @@
                 <w:color w:val="000000" w:themeColor="text1"/>
               </w:rPr>
             </w:pPr>
-            <w:r/>
             <w:r>
               <w:rPr>
                 <w:rFonts w:ascii="Times New Roman" w:hAnsi="Times New Roman"/>
@@ -4396,7 +4251,6 @@
                 <w:color w:val="000000" w:themeColor="text1"/>
               </w:rPr>
             </w:pPr>
-            <w:r/>
             <w:r>
               <w:rPr>
                 <w:rFonts w:ascii="Times New Roman" w:hAnsi="Times New Roman"/>
@@ -4408,12 +4262,6 @@
         </w:tc>
       </w:tr>
       <w:tr>
-        <w:tblPrEx>
-          <w:tblCellMar>
-            <w:top w:w="0" w:type="dxa"/>
-            <w:bottom w:w="0" w:type="dxa"/>
-          </w:tblCellMar>
-        </w:tblPrEx>
         <w:tc>
           <w:tcPr>
             <w:tcW w:w="3000" w:type="dxa"/>
@@ -4439,7 +4287,6 @@
                 <w:color w:val="000000" w:themeColor="text1"/>
               </w:rPr>
             </w:pPr>
-            <w:r/>
             <w:r>
               <w:rPr>
                 <w:rFonts w:ascii="Times New Roman" w:hAnsi="Times New Roman"/>
@@ -4475,7 +4322,6 @@
                 <w:color w:val="000000" w:themeColor="text1"/>
               </w:rPr>
             </w:pPr>
-            <w:r/>
             <w:r>
               <w:rPr>
                 <w:rFonts w:ascii="Times New Roman" w:hAnsi="Times New Roman"/>
@@ -4511,7 +4357,6 @@
                 <w:color w:val="000000" w:themeColor="text1"/>
               </w:rPr>
             </w:pPr>
-            <w:r/>
             <w:r>
               <w:rPr>
                 <w:rFonts w:ascii="Times New Roman" w:hAnsi="Times New Roman"/>
@@ -4523,12 +4368,6 @@
         </w:tc>
       </w:tr>
       <w:tr>
-        <w:tblPrEx>
-          <w:tblCellMar>
-            <w:top w:w="0" w:type="dxa"/>
-            <w:bottom w:w="0" w:type="dxa"/>
-          </w:tblCellMar>
-        </w:tblPrEx>
         <w:tc>
           <w:tcPr>
             <w:tcW w:w="3000" w:type="dxa"/>
@@ -4554,7 +4393,6 @@
                 <w:color w:val="000000" w:themeColor="text1"/>
               </w:rPr>
             </w:pPr>
-            <w:r/>
             <w:r>
               <w:rPr>
                 <w:rFonts w:ascii="Times New Roman" w:hAnsi="Times New Roman"/>
@@ -4590,7 +4428,6 @@
                 <w:color w:val="000000" w:themeColor="text1"/>
               </w:rPr>
             </w:pPr>
-            <w:r/>
             <w:r>
               <w:rPr>
                 <w:rFonts w:ascii="Times New Roman" w:hAnsi="Times New Roman"/>
@@ -4626,7 +4463,6 @@
                 <w:color w:val="000000" w:themeColor="text1"/>
               </w:rPr>
             </w:pPr>
-            <w:r/>
             <w:r>
               <w:rPr>
                 <w:rFonts w:ascii="Times New Roman" w:hAnsi="Times New Roman"/>
@@ -4638,12 +4474,6 @@
         </w:tc>
       </w:tr>
       <w:tr>
-        <w:tblPrEx>
-          <w:tblCellMar>
-            <w:top w:w="0" w:type="dxa"/>
-            <w:bottom w:w="0" w:type="dxa"/>
-          </w:tblCellMar>
-        </w:tblPrEx>
         <w:tc>
           <w:tcPr>
             <w:tcW w:w="3000" w:type="dxa"/>
@@ -4669,7 +4499,6 @@
                 <w:color w:val="000000" w:themeColor="text1"/>
               </w:rPr>
             </w:pPr>
-            <w:r/>
             <w:r>
               <w:rPr>
                 <w:rFonts w:ascii="Times New Roman" w:hAnsi="Times New Roman"/>
@@ -4705,7 +4534,6 @@
                 <w:color w:val="000000" w:themeColor="text1"/>
               </w:rPr>
             </w:pPr>
-            <w:r/>
             <w:r>
               <w:rPr>
                 <w:rFonts w:ascii="Times New Roman" w:hAnsi="Times New Roman"/>
@@ -4741,7 +4569,6 @@
                 <w:color w:val="000000" w:themeColor="text1"/>
               </w:rPr>
             </w:pPr>
-            <w:r/>
             <w:r>
               <w:rPr>
                 <w:rFonts w:ascii="Times New Roman" w:hAnsi="Times New Roman"/>
@@ -4753,12 +4580,6 @@
         </w:tc>
       </w:tr>
       <w:tr>
-        <w:tblPrEx>
-          <w:tblCellMar>
-            <w:top w:w="0" w:type="dxa"/>
-            <w:bottom w:w="0" w:type="dxa"/>
-          </w:tblCellMar>
-        </w:tblPrEx>
         <w:tc>
           <w:tcPr>
             <w:tcW w:w="3000" w:type="dxa"/>
@@ -4784,7 +4605,6 @@
                 <w:color w:val="000000" w:themeColor="text1"/>
               </w:rPr>
             </w:pPr>
-            <w:r/>
             <w:r>
               <w:rPr>
                 <w:rFonts w:ascii="Times New Roman" w:hAnsi="Times New Roman"/>
@@ -4820,7 +4640,6 @@
                 <w:color w:val="000000" w:themeColor="text1"/>
               </w:rPr>
             </w:pPr>
-            <w:r/>
             <w:r>
               <w:rPr>
                 <w:rFonts w:ascii="Times New Roman" w:hAnsi="Times New Roman"/>
@@ -4856,7 +4675,6 @@
                 <w:color w:val="000000" w:themeColor="text1"/>
               </w:rPr>
             </w:pPr>
-            <w:r/>
             <w:r>
               <w:rPr>
                 <w:rFonts w:ascii="Times New Roman" w:hAnsi="Times New Roman"/>
@@ -4868,12 +4686,6 @@
         </w:tc>
       </w:tr>
       <w:tr>
-        <w:tblPrEx>
-          <w:tblCellMar>
-            <w:top w:w="0" w:type="dxa"/>
-            <w:bottom w:w="0" w:type="dxa"/>
-          </w:tblCellMar>
-        </w:tblPrEx>
         <w:tc>
           <w:tcPr>
             <w:tcW w:w="3000" w:type="dxa"/>
@@ -4899,7 +4711,6 @@
                 <w:color w:val="000000" w:themeColor="text1"/>
               </w:rPr>
             </w:pPr>
-            <w:r/>
             <w:r>
               <w:rPr>
                 <w:rFonts w:ascii="Times New Roman" w:hAnsi="Times New Roman"/>
@@ -4935,7 +4746,6 @@
                 <w:color w:val="000000" w:themeColor="text1"/>
               </w:rPr>
             </w:pPr>
-            <w:r/>
             <w:r>
               <w:rPr>
                 <w:rFonts w:ascii="Times New Roman" w:hAnsi="Times New Roman"/>
@@ -4971,7 +4781,6 @@
                 <w:color w:val="000000" w:themeColor="text1"/>
               </w:rPr>
             </w:pPr>
-            <w:r/>
             <w:r>
               <w:rPr>
                 <w:rFonts w:ascii="Times New Roman" w:hAnsi="Times New Roman"/>
@@ -4983,12 +4792,6 @@
         </w:tc>
       </w:tr>
       <w:tr>
-        <w:tblPrEx>
-          <w:tblCellMar>
-            <w:top w:w="0" w:type="dxa"/>
-            <w:bottom w:w="0" w:type="dxa"/>
-          </w:tblCellMar>
-        </w:tblPrEx>
         <w:tc>
           <w:tcPr>
             <w:tcW w:w="3000" w:type="dxa"/>
@@ -5014,7 +4817,6 @@
                 <w:color w:val="000000" w:themeColor="text1"/>
               </w:rPr>
             </w:pPr>
-            <w:r/>
             <w:r>
               <w:rPr>
                 <w:rFonts w:ascii="Times New Roman" w:hAnsi="Times New Roman"/>
@@ -5050,7 +4852,6 @@
                 <w:color w:val="000000" w:themeColor="text1"/>
               </w:rPr>
             </w:pPr>
-            <w:r/>
             <w:r>
               <w:rPr>
                 <w:rFonts w:ascii="Times New Roman" w:hAnsi="Times New Roman"/>
@@ -5086,7 +4887,6 @@
                 <w:color w:val="000000" w:themeColor="text1"/>
               </w:rPr>
             </w:pPr>
-            <w:r/>
             <w:r>
               <w:rPr>
                 <w:rFonts w:ascii="Times New Roman" w:hAnsi="Times New Roman"/>
@@ -5098,12 +4898,6 @@
         </w:tc>
       </w:tr>
       <w:tr>
-        <w:tblPrEx>
-          <w:tblCellMar>
-            <w:top w:w="0" w:type="dxa"/>
-            <w:bottom w:w="0" w:type="dxa"/>
-          </w:tblCellMar>
-        </w:tblPrEx>
         <w:tc>
           <w:tcPr>
             <w:tcW w:w="3000" w:type="dxa"/>
@@ -5129,7 +4923,6 @@
                 <w:color w:val="000000" w:themeColor="text1"/>
               </w:rPr>
             </w:pPr>
-            <w:r/>
             <w:r>
               <w:rPr>
                 <w:rFonts w:ascii="Times New Roman" w:hAnsi="Times New Roman"/>
@@ -5165,7 +4958,6 @@
                 <w:color w:val="000000" w:themeColor="text1"/>
               </w:rPr>
             </w:pPr>
-            <w:r/>
             <w:r>
               <w:rPr>
                 <w:rFonts w:ascii="Times New Roman" w:hAnsi="Times New Roman"/>
@@ -5201,7 +4993,6 @@
                 <w:color w:val="000000" w:themeColor="text1"/>
               </w:rPr>
             </w:pPr>
-            <w:r/>
             <w:r>
               <w:rPr>
                 <w:rFonts w:ascii="Times New Roman" w:hAnsi="Times New Roman"/>
@@ -5213,12 +5004,6 @@
         </w:tc>
       </w:tr>
       <w:tr>
-        <w:tblPrEx>
-          <w:tblCellMar>
-            <w:top w:w="0" w:type="dxa"/>
-            <w:bottom w:w="0" w:type="dxa"/>
-          </w:tblCellMar>
-        </w:tblPrEx>
         <w:tc>
           <w:tcPr>
             <w:tcW w:w="3000" w:type="dxa"/>
@@ -5244,7 +5029,6 @@
                 <w:color w:val="000000" w:themeColor="text1"/>
               </w:rPr>
             </w:pPr>
-            <w:r/>
             <w:r>
               <w:rPr>
                 <w:rFonts w:ascii="Times New Roman" w:hAnsi="Times New Roman"/>
@@ -5280,7 +5064,6 @@
                 <w:color w:val="000000" w:themeColor="text1"/>
               </w:rPr>
             </w:pPr>
-            <w:r/>
             <w:r>
               <w:rPr>
                 <w:rFonts w:ascii="Times New Roman" w:hAnsi="Times New Roman"/>
@@ -5316,7 +5099,6 @@
                 <w:color w:val="000000" w:themeColor="text1"/>
               </w:rPr>
             </w:pPr>
-            <w:r/>
             <w:r>
               <w:rPr>
                 <w:rFonts w:ascii="Times New Roman" w:hAnsi="Times New Roman"/>
@@ -5328,12 +5110,6 @@
         </w:tc>
       </w:tr>
       <w:tr>
-        <w:tblPrEx>
-          <w:tblCellMar>
-            <w:top w:w="0" w:type="dxa"/>
-            <w:bottom w:w="0" w:type="dxa"/>
-          </w:tblCellMar>
-        </w:tblPrEx>
         <w:tc>
           <w:tcPr>
             <w:tcW w:w="3000" w:type="dxa"/>
@@ -5359,7 +5135,6 @@
                 <w:color w:val="000000" w:themeColor="text1"/>
               </w:rPr>
             </w:pPr>
-            <w:r/>
             <w:r>
               <w:rPr>
                 <w:rFonts w:ascii="Times New Roman" w:hAnsi="Times New Roman"/>
@@ -5395,7 +5170,6 @@
                 <w:color w:val="000000" w:themeColor="text1"/>
               </w:rPr>
             </w:pPr>
-            <w:r/>
             <w:r>
               <w:rPr>
                 <w:rFonts w:ascii="Times New Roman" w:hAnsi="Times New Roman"/>
@@ -5431,7 +5205,6 @@
                 <w:color w:val="000000" w:themeColor="text1"/>
               </w:rPr>
             </w:pPr>
-            <w:r/>
             <w:r>
               <w:rPr>
                 <w:rFonts w:ascii="Times New Roman" w:hAnsi="Times New Roman"/>
@@ -5457,14 +5230,7 @@
           <w:rFonts w:ascii="Times New Roman" w:hAnsi="Times New Roman" w:cs="Times New Roman"/>
           <w:color w:val="000000" w:themeColor="text1"/>
         </w:rPr>
-        <w:t>3.4 Unsupported</w:t>
-      </w:r>
-      <w:r>
-        <w:rPr>
-          <w:rFonts w:ascii="Times New Roman" w:hAnsi="Times New Roman" w:cs="Times New Roman"/>
-          <w:color w:val="000000" w:themeColor="text1"/>
-        </w:rPr>
-        <w:t xml:space="preserve"> </w:t>
+        <w:t xml:space="preserve">3.4 Unsupported </w:t>
       </w:r>
       <w:proofErr w:type="spellStart"/>
       <w:r>
@@ -5588,12 +5354,6 @@
         <w:gridCol w:w="4360"/>
       </w:tblGrid>
       <w:tr>
-        <w:tblPrEx>
-          <w:tblCellMar>
-            <w:top w:w="0" w:type="dxa"/>
-            <w:bottom w:w="0" w:type="dxa"/>
-          </w:tblCellMar>
-        </w:tblPrEx>
         <w:trPr>
           <w:tblHeader/>
         </w:trPr>
@@ -5677,12 +5437,6 @@
         </w:tc>
       </w:tr>
       <w:tr>
-        <w:tblPrEx>
-          <w:tblCellMar>
-            <w:top w:w="0" w:type="dxa"/>
-            <w:bottom w:w="0" w:type="dxa"/>
-          </w:tblCellMar>
-        </w:tblPrEx>
         <w:tc>
           <w:tcPr>
             <w:tcW w:w="3000" w:type="dxa"/>
@@ -5814,12 +5568,6 @@
         </w:tc>
       </w:tr>
       <w:tr>
-        <w:tblPrEx>
-          <w:tblCellMar>
-            <w:top w:w="0" w:type="dxa"/>
-            <w:bottom w:w="0" w:type="dxa"/>
-          </w:tblCellMar>
-        </w:tblPrEx>
         <w:tc>
           <w:tcPr>
             <w:tcW w:w="3000" w:type="dxa"/>
@@ -5911,12 +5659,6 @@
         </w:tc>
       </w:tr>
       <w:tr>
-        <w:tblPrEx>
-          <w:tblCellMar>
-            <w:top w:w="0" w:type="dxa"/>
-            <w:bottom w:w="0" w:type="dxa"/>
-          </w:tblCellMar>
-        </w:tblPrEx>
         <w:tc>
           <w:tcPr>
             <w:tcW w:w="3000" w:type="dxa"/>
@@ -6048,12 +5790,6 @@
         </w:tc>
       </w:tr>
       <w:tr>
-        <w:tblPrEx>
-          <w:tblCellMar>
-            <w:top w:w="0" w:type="dxa"/>
-            <w:bottom w:w="0" w:type="dxa"/>
-          </w:tblCellMar>
-        </w:tblPrEx>
         <w:tc>
           <w:tcPr>
             <w:tcW w:w="3000" w:type="dxa"/>
@@ -6089,6 +5825,7 @@
                 <w:sz w:val="20"/>
                 <w:szCs w:val="20"/>
               </w:rPr>
+              <w:lastRenderedPageBreak/>
               <w:t>QoS profiles (</w:t>
             </w:r>
             <w:proofErr w:type="spellStart"/>
@@ -6234,12 +5971,6 @@
         </w:tc>
       </w:tr>
       <w:tr>
-        <w:tblPrEx>
-          <w:tblCellMar>
-            <w:top w:w="0" w:type="dxa"/>
-            <w:bottom w:w="0" w:type="dxa"/>
-          </w:tblCellMar>
-        </w:tblPrEx>
         <w:tc>
           <w:tcPr>
             <w:tcW w:w="3000" w:type="dxa"/>
@@ -6382,12 +6113,6 @@
         </w:tc>
       </w:tr>
       <w:tr>
-        <w:tblPrEx>
-          <w:tblCellMar>
-            <w:top w:w="0" w:type="dxa"/>
-            <w:bottom w:w="0" w:type="dxa"/>
-          </w:tblCellMar>
-        </w:tblPrEx>
         <w:tc>
           <w:tcPr>
             <w:tcW w:w="3000" w:type="dxa"/>
@@ -6510,12 +6235,6 @@
         </w:tc>
       </w:tr>
       <w:tr>
-        <w:tblPrEx>
-          <w:tblCellMar>
-            <w:top w:w="0" w:type="dxa"/>
-            <w:bottom w:w="0" w:type="dxa"/>
-          </w:tblCellMar>
-        </w:tblPrEx>
         <w:tc>
           <w:tcPr>
             <w:tcW w:w="3000" w:type="dxa"/>
@@ -6544,7 +6263,6 @@
                 <w:szCs w:val="20"/>
               </w:rPr>
             </w:pPr>
-            <w:r/>
             <w:r>
               <w:rPr>
                 <w:rFonts w:ascii="Times New Roman" w:hAnsi="Times New Roman"/>
@@ -6582,7 +6300,6 @@
                 <w:szCs w:val="20"/>
               </w:rPr>
             </w:pPr>
-            <w:r/>
             <w:r>
               <w:rPr>
                 <w:rFonts w:ascii="Times New Roman" w:hAnsi="Times New Roman"/>
@@ -6594,12 +6311,6 @@
         </w:tc>
       </w:tr>
       <w:tr>
-        <w:tblPrEx>
-          <w:tblCellMar>
-            <w:top w:w="0" w:type="dxa"/>
-            <w:bottom w:w="0" w:type="dxa"/>
-          </w:tblCellMar>
-        </w:tblPrEx>
         <w:tc>
           <w:tcPr>
             <w:tcW w:w="3000" w:type="dxa"/>
@@ -6628,7 +6339,6 @@
                 <w:szCs w:val="20"/>
               </w:rPr>
             </w:pPr>
-            <w:r/>
             <w:r>
               <w:rPr>
                 <w:rFonts w:ascii="Times New Roman" w:hAnsi="Times New Roman"/>
@@ -6666,7 +6376,6 @@
                 <w:szCs w:val="20"/>
               </w:rPr>
             </w:pPr>
-            <w:r/>
             <w:r>
               <w:rPr>
                 <w:rFonts w:ascii="Times New Roman" w:hAnsi="Times New Roman"/>
@@ -6678,12 +6387,6 @@
         </w:tc>
       </w:tr>
       <w:tr>
-        <w:tblPrEx>
-          <w:tblCellMar>
-            <w:top w:w="0" w:type="dxa"/>
-            <w:bottom w:w="0" w:type="dxa"/>
-          </w:tblCellMar>
-        </w:tblPrEx>
         <w:tc>
           <w:tcPr>
             <w:tcW w:w="3000" w:type="dxa"/>
@@ -6712,7 +6415,6 @@
                 <w:szCs w:val="20"/>
               </w:rPr>
             </w:pPr>
-            <w:r/>
             <w:r>
               <w:rPr>
                 <w:rFonts w:ascii="Times New Roman" w:hAnsi="Times New Roman"/>
@@ -6750,7 +6452,6 @@
                 <w:szCs w:val="20"/>
               </w:rPr>
             </w:pPr>
-            <w:r/>
             <w:r>
               <w:rPr>
                 <w:rFonts w:ascii="Times New Roman" w:hAnsi="Times New Roman"/>
@@ -6762,12 +6463,6 @@
         </w:tc>
       </w:tr>
       <w:tr>
-        <w:tblPrEx>
-          <w:tblCellMar>
-            <w:top w:w="0" w:type="dxa"/>
-            <w:bottom w:w="0" w:type="dxa"/>
-          </w:tblCellMar>
-        </w:tblPrEx>
         <w:tc>
           <w:tcPr>
             <w:tcW w:w="3000" w:type="dxa"/>
@@ -6796,7 +6491,6 @@
                 <w:szCs w:val="20"/>
               </w:rPr>
             </w:pPr>
-            <w:r/>
             <w:r>
               <w:rPr>
                 <w:rFonts w:ascii="Times New Roman" w:hAnsi="Times New Roman"/>
@@ -6834,7 +6528,6 @@
                 <w:szCs w:val="20"/>
               </w:rPr>
             </w:pPr>
-            <w:r/>
             <w:r>
               <w:rPr>
                 <w:rFonts w:ascii="Times New Roman" w:hAnsi="Times New Roman"/>
@@ -6846,12 +6539,6 @@
         </w:tc>
       </w:tr>
       <w:tr>
-        <w:tblPrEx>
-          <w:tblCellMar>
-            <w:top w:w="0" w:type="dxa"/>
-            <w:bottom w:w="0" w:type="dxa"/>
-          </w:tblCellMar>
-        </w:tblPrEx>
         <w:tc>
           <w:tcPr>
             <w:tcW w:w="3000" w:type="dxa"/>
@@ -6880,7 +6567,6 @@
                 <w:szCs w:val="20"/>
               </w:rPr>
             </w:pPr>
-            <w:r/>
             <w:r>
               <w:rPr>
                 <w:rFonts w:ascii="Times New Roman" w:hAnsi="Times New Roman"/>
@@ -6918,7 +6604,6 @@
                 <w:szCs w:val="20"/>
               </w:rPr>
             </w:pPr>
-            <w:r/>
             <w:r>
               <w:rPr>
                 <w:rFonts w:ascii="Times New Roman" w:hAnsi="Times New Roman"/>
@@ -6930,12 +6615,6 @@
         </w:tc>
       </w:tr>
       <w:tr>
-        <w:tblPrEx>
-          <w:tblCellMar>
-            <w:top w:w="0" w:type="dxa"/>
-            <w:bottom w:w="0" w:type="dxa"/>
-          </w:tblCellMar>
-        </w:tblPrEx>
         <w:tc>
           <w:tcPr>
             <w:tcW w:w="3000" w:type="dxa"/>
@@ -6964,7 +6643,6 @@
                 <w:szCs w:val="20"/>
               </w:rPr>
             </w:pPr>
-            <w:r/>
             <w:r>
               <w:rPr>
                 <w:rFonts w:ascii="Times New Roman" w:hAnsi="Times New Roman"/>
@@ -7002,7 +6680,6 @@
                 <w:szCs w:val="20"/>
               </w:rPr>
             </w:pPr>
-            <w:r/>
             <w:r>
               <w:rPr>
                 <w:rFonts w:ascii="Times New Roman" w:hAnsi="Times New Roman"/>
@@ -7057,14 +6734,7 @@
           <w:rFonts w:ascii="Times New Roman" w:hAnsi="Times New Roman" w:cs="Times New Roman"/>
           <w:color w:val="000000" w:themeColor="text1"/>
         </w:rPr>
-        <w:t>4.1 Current</w:t>
-      </w:r>
-      <w:r>
-        <w:rPr>
-          <w:rFonts w:ascii="Times New Roman" w:hAnsi="Times New Roman" w:cs="Times New Roman"/>
-          <w:color w:val="000000" w:themeColor="text1"/>
-        </w:rPr>
-        <w:t xml:space="preserve"> setup</w:t>
+        <w:t>4.1 Current setup</w:t>
       </w:r>
       <w:bookmarkEnd w:id="11"/>
     </w:p>
@@ -7143,8 +6813,247 @@
           <w:rFonts w:ascii="Times New Roman" w:hAnsi="Times New Roman" w:cs="Times New Roman"/>
           <w:color w:val="000000" w:themeColor="text1"/>
         </w:rPr>
+        <w:t xml:space="preserve">Jazzy also changed the velocity message type: the TurtleBot3 driver requires </w:t>
+      </w:r>
+      <w:r>
+        <w:rPr>
+          <w:rFonts w:ascii="Times New Roman" w:hAnsi="Times New Roman" w:cs="Times New Roman"/>
+          <w:color w:val="000000" w:themeColor="text1"/>
+        </w:rPr>
+        <w:t>TwistStamped</w:t>
+      </w:r>
+      <w:r>
+        <w:rPr>
+          <w:rFonts w:ascii="Times New Roman" w:hAnsi="Times New Roman" w:cs="Times New Roman"/>
+          <w:color w:val="000000" w:themeColor="text1"/>
+        </w:rPr>
+        <w:t xml:space="preserve"> on </w:t>
+      </w:r>
+      <w:r>
+        <w:rPr>
+          <w:rFonts w:ascii="Times New Roman" w:hAnsi="Times New Roman" w:cs="Times New Roman"/>
+          <w:color w:val="000000" w:themeColor="text1"/>
+        </w:rPr>
+        <w:t>/cmd_vel</w:t>
+      </w:r>
+      <w:r>
+        <w:rPr>
+          <w:rFonts w:ascii="Times New Roman" w:hAnsi="Times New Roman" w:cs="Times New Roman"/>
+          <w:color w:val="000000" w:themeColor="text1"/>
+        </w:rPr>
+        <w:t xml:space="preserve"> instead of the plain </w:t>
+      </w:r>
+      <w:r>
+        <w:rPr>
+          <w:rFonts w:ascii="Times New Roman" w:hAnsi="Times New Roman" w:cs="Times New Roman"/>
+          <w:color w:val="000000" w:themeColor="text1"/>
+        </w:rPr>
+        <w:t>Twist</w:t>
+      </w:r>
+      <w:r>
+        <w:rPr>
+          <w:rFonts w:ascii="Times New Roman" w:hAnsi="Times New Roman" w:cs="Times New Roman"/>
+          <w:color w:val="000000" w:themeColor="text1"/>
+        </w:rPr>
+        <w:t xml:space="preserve"> used in Humble. The wrapper does </w:t>
+      </w:r>
+      <w:r>
+        <w:rPr>
+          <w:rFonts w:ascii="Times New Roman" w:hAnsi="Times New Roman" w:cs="Times New Roman"/>
+          <w:color w:val="000000" w:themeColor="text1"/>
+        </w:rPr>
+        <w:t>not</w:t>
+      </w:r>
+      <w:r>
+        <w:rPr>
+          <w:rFonts w:ascii="Times New Roman" w:hAnsi="Times New Roman" w:cs="Times New Roman"/>
+          <w:color w:val="000000" w:themeColor="text1"/>
+        </w:rPr>
+        <w:t xml:space="preserve"> handle this. Instead, </w:t>
+      </w:r>
+      <w:r>
+        <w:rPr>
+          <w:rFonts w:ascii="Times New Roman" w:hAnsi="Times New Roman" w:cs="Times New Roman"/>
+          <w:color w:val="000000" w:themeColor="text1"/>
+        </w:rPr>
+        <w:t>tb3_bridge_node</w:t>
+      </w:r>
+      <w:r>
+        <w:rPr>
+          <w:rFonts w:ascii="Times New Roman" w:hAnsi="Times New Roman" w:cs="Times New Roman"/>
+          <w:color w:val="000000" w:themeColor="text1"/>
+        </w:rPr>
+        <w:t xml:space="preserve"> on the Pi 5 receives the student’s plain </w:t>
+      </w:r>
+      <w:r>
+        <w:rPr>
+          <w:rFonts w:ascii="Times New Roman" w:hAnsi="Times New Roman" w:cs="Times New Roman"/>
+          <w:color w:val="000000" w:themeColor="text1"/>
+        </w:rPr>
+        <w:t>Twist</w:t>
+      </w:r>
+      <w:r>
+        <w:rPr>
+          <w:rFonts w:ascii="Times New Roman" w:hAnsi="Times New Roman" w:cs="Times New Roman"/>
+          <w:color w:val="000000" w:themeColor="text1"/>
+        </w:rPr>
+        <w:t xml:space="preserve">, adds a timestamp and frame ID, and republishes it as </w:t>
+      </w:r>
+      <w:r>
+        <w:rPr>
+          <w:rFonts w:ascii="Times New Roman" w:hAnsi="Times New Roman" w:cs="Times New Roman"/>
+          <w:color w:val="000000" w:themeColor="text1"/>
+        </w:rPr>
+        <w:t>TwistStamped</w:t>
+      </w:r>
+      <w:r>
+        <w:rPr>
+          <w:rFonts w:ascii="Times New Roman" w:hAnsi="Times New Roman" w:cs="Times New Roman"/>
+          <w:color w:val="000000" w:themeColor="text1"/>
+        </w:rPr>
+        <w:t xml:space="preserve">. Students always send simple </w:t>
+      </w:r>
+      <w:r>
+        <w:rPr>
+          <w:rFonts w:ascii="Times New Roman" w:hAnsi="Times New Roman" w:cs="Times New Roman"/>
+          <w:color w:val="000000" w:themeColor="text1"/>
+        </w:rPr>
+        <w:t>Twist</w:t>
+      </w:r>
+      <w:r>
+        <w:rPr>
+          <w:rFonts w:ascii="Times New Roman" w:hAnsi="Times New Roman" w:cs="Times New Roman"/>
+          <w:color w:val="000000" w:themeColor="text1"/>
+        </w:rPr>
+        <w:t xml:space="preserve"> messages regardless of what the robot expects.</w:t>
+      </w:r>
+    </w:p>
+    <w:p>
+      <w:pPr>
+        <w:pStyle w:val="Heading2"/>
+        <w:rPr>
+          <w:rFonts w:ascii="Times New Roman" w:hAnsi="Times New Roman" w:cs="Times New Roman"/>
+          <w:color w:val="000000" w:themeColor="text1"/>
+        </w:rPr>
+      </w:pPr>
+      <w:bookmarkStart w:id="12" w:name="_Toc232533924"/>
+      <w:r>
+        <w:rPr>
+          <w:rFonts w:ascii="Times New Roman" w:hAnsi="Times New Roman" w:cs="Times New Roman"/>
+          <w:color w:val="000000" w:themeColor="text1"/>
+        </w:rPr>
+        <w:t>4.2 Migrating to a Jazzy-only container</w:t>
+      </w:r>
+      <w:bookmarkEnd w:id="12"/>
+    </w:p>
+    <w:p>
+      <w:pPr>
+        <w:spacing w:after="120" w:line="276" w:lineRule="auto"/>
+        <w:rPr>
+          <w:rFonts w:ascii="Times New Roman" w:hAnsi="Times New Roman" w:cs="Times New Roman"/>
+          <w:color w:val="000000" w:themeColor="text1"/>
+        </w:rPr>
+      </w:pPr>
+      <w:r>
+        <w:rPr>
+          <w:rFonts w:ascii="Times New Roman" w:hAnsi="Times New Roman" w:cs="Times New Roman"/>
+          <w:color w:val="000000" w:themeColor="text1"/>
+        </w:rPr>
+        <w:t>If the Docker image is updated from Humble to Jazzy, the wrapper, student code, and bridge package all remain unchanged, because the wrapper communicates over WebSocket rather than DDS</w:t>
+      </w:r>
+      <w:r>
+        <w:rPr>
+          <w:rFonts w:ascii="Times New Roman" w:hAnsi="Times New Roman" w:cs="Times New Roman"/>
+          <w:color w:val="000000" w:themeColor="text1"/>
+        </w:rPr>
+        <w:t xml:space="preserve">, </w:t>
+      </w:r>
+      <w:r>
+        <w:rPr>
+          <w:rFonts w:ascii="Times New Roman" w:hAnsi="Times New Roman" w:cs="Times New Roman"/>
+          <w:color w:val="000000" w:themeColor="text1"/>
+        </w:rPr>
+        <w:t xml:space="preserve">the ROS 2 version inside the container does not affect how it functions. In real-robot mode the bridge node continues to handle the </w:t>
+      </w:r>
+      <w:r>
+        <w:rPr>
+          <w:rFonts w:ascii="Times New Roman" w:hAnsi="Times New Roman" w:cs="Times New Roman"/>
+          <w:color w:val="000000" w:themeColor="text1"/>
+        </w:rPr>
+        <w:t>Twist</w:t>
+      </w:r>
+      <w:r>
+        <w:rPr>
+          <w:rFonts w:ascii="Times New Roman" w:hAnsi="Times New Roman" w:cs="Times New Roman"/>
+          <w:color w:val="000000" w:themeColor="text1"/>
+        </w:rPr>
+        <w:t xml:space="preserve"> </w:t>
+      </w:r>
+      <w:r>
+        <w:rPr>
+          <w:rFonts w:ascii="Times New Roman" w:hAnsi="Times New Roman" w:cs="Times New Roman"/>
+          <w:color w:val="000000" w:themeColor="text1"/>
+        </w:rPr>
+        <w:t xml:space="preserve">to </w:t>
+      </w:r>
+      <w:r>
+        <w:rPr>
+          <w:rFonts w:ascii="Times New Roman" w:hAnsi="Times New Roman" w:cs="Times New Roman"/>
+          <w:color w:val="000000" w:themeColor="text1"/>
+        </w:rPr>
+        <w:t>TwistStamped</w:t>
+      </w:r>
+      <w:r>
+        <w:rPr>
+          <w:rFonts w:ascii="Times New Roman" w:hAnsi="Times New Roman" w:cs="Times New Roman"/>
+          <w:color w:val="000000" w:themeColor="text1"/>
+        </w:rPr>
+        <w:t xml:space="preserve"> conversion as before.</w:t>
+      </w:r>
+    </w:p>
+    <w:p>
+      <w:pPr>
+        <w:spacing w:after="120" w:line="276" w:lineRule="auto"/>
+        <w:rPr>
+          <w:rFonts w:ascii="Times New Roman" w:hAnsi="Times New Roman" w:cs="Times New Roman"/>
+          <w:color w:val="000000" w:themeColor="text1"/>
+        </w:rPr>
+      </w:pPr>
+      <w:r>
+        <w:rPr>
+          <w:rFonts w:ascii="Times New Roman" w:hAnsi="Times New Roman" w:cs="Times New Roman"/>
+          <w:color w:val="000000" w:themeColor="text1"/>
+        </w:rPr>
         <w:lastRenderedPageBreak/>
-        <w:t xml:space="preserve">Jazzy also changed the velocity message type: the TurtleBot3 driver requires </w:t>
+        <w:t xml:space="preserve">The one area to verify is simulation mode. Gazebo in the Humble image accepts plain </w:t>
+      </w:r>
+      <w:r>
+        <w:rPr>
+          <w:rFonts w:ascii="Times New Roman" w:hAnsi="Times New Roman" w:cs="Times New Roman"/>
+          <w:color w:val="000000" w:themeColor="text1"/>
+        </w:rPr>
+        <w:t>Twist</w:t>
+      </w:r>
+      <w:r>
+        <w:rPr>
+          <w:rFonts w:ascii="Times New Roman" w:hAnsi="Times New Roman" w:cs="Times New Roman"/>
+          <w:color w:val="000000" w:themeColor="text1"/>
+        </w:rPr>
+        <w:t xml:space="preserve"> on </w:t>
+      </w:r>
+      <w:r>
+        <w:rPr>
+          <w:rFonts w:ascii="Times New Roman" w:hAnsi="Times New Roman" w:cs="Times New Roman"/>
+          <w:color w:val="000000" w:themeColor="text1"/>
+        </w:rPr>
+        <w:t>/cmd_vel</w:t>
+      </w:r>
+      <w:r>
+        <w:rPr>
+          <w:rFonts w:ascii="Times New Roman" w:hAnsi="Times New Roman" w:cs="Times New Roman"/>
+          <w:color w:val="000000" w:themeColor="text1"/>
+        </w:rPr>
+        <w:t xml:space="preserve">, which the wrapper sends directly. If the Jazzy Gazebo TurtleBot3 plugin changes to require </w:t>
       </w:r>
       <w:r>
         <w:rPr>
@@ -7158,7 +7067,189 @@
           <w:rFonts w:ascii="Times New Roman" w:hAnsi="Times New Roman" w:cs="Times New Roman"/>
           <w:color w:val="000000" w:themeColor="text1"/>
         </w:rPr>
-        <w:t xml:space="preserve"> on </w:t>
+        <w:t xml:space="preserve">, sim mode will break. In that case, </w:t>
+      </w:r>
+      <w:r>
+        <w:rPr>
+          <w:rFonts w:ascii="Times New Roman" w:hAnsi="Times New Roman" w:cs="Times New Roman"/>
+          <w:color w:val="000000" w:themeColor="text1"/>
+        </w:rPr>
+        <w:t>add a TwistStamped path to the wrapper for sim mode</w:t>
+      </w:r>
+      <w:r>
+        <w:rPr>
+          <w:rFonts w:ascii="Times New Roman" w:hAnsi="Times New Roman" w:cs="Times New Roman"/>
+          <w:color w:val="000000" w:themeColor="text1"/>
+        </w:rPr>
+        <w:t>.</w:t>
+      </w:r>
+    </w:p>
+    <w:p>
+      <w:pPr>
+        <w:pStyle w:val="Heading1"/>
+        <w:rPr>
+          <w:rFonts w:ascii="Times New Roman" w:hAnsi="Times New Roman" w:cs="Times New Roman"/>
+          <w:color w:val="000000" w:themeColor="text1"/>
+        </w:rPr>
+      </w:pPr>
+      <w:bookmarkStart w:id="13" w:name="_Toc232533925"/>
+      <w:r>
+        <w:rPr>
+          <w:rFonts w:ascii="Times New Roman" w:hAnsi="Times New Roman" w:cs="Times New Roman"/>
+          <w:color w:val="000000" w:themeColor="text1"/>
+        </w:rPr>
+        <w:t>5.  The Bridge Package</w:t>
+      </w:r>
+      <w:bookmarkEnd w:id="13"/>
+    </w:p>
+    <w:p>
+      <w:pPr>
+        <w:spacing w:after="120" w:line="276" w:lineRule="auto"/>
+        <w:rPr>
+          <w:rFonts w:ascii="Times New Roman" w:hAnsi="Times New Roman" w:cs="Times New Roman"/>
+          <w:color w:val="000000" w:themeColor="text1"/>
+        </w:rPr>
+      </w:pPr>
+      <w:r>
+        <w:rPr>
+          <w:rFonts w:ascii="Times New Roman" w:hAnsi="Times New Roman" w:cs="Times New Roman"/>
+          <w:color w:val="000000" w:themeColor="text1"/>
+        </w:rPr>
+        <w:t xml:space="preserve">The bridge is a ROS 2 Jazzy C++ package running on the Raspberry Pi 5. Its launch file starts two nodes together: </w:t>
+      </w:r>
+      <w:r>
+        <w:rPr>
+          <w:rFonts w:ascii="Times New Roman" w:hAnsi="Times New Roman" w:cs="Times New Roman"/>
+          <w:color w:val="000000" w:themeColor="text1"/>
+        </w:rPr>
+        <w:t>rosbridge_websocket</w:t>
+      </w:r>
+      <w:r>
+        <w:rPr>
+          <w:rFonts w:ascii="Times New Roman" w:hAnsi="Times New Roman" w:cs="Times New Roman"/>
+          <w:color w:val="000000" w:themeColor="text1"/>
+        </w:rPr>
+        <w:t xml:space="preserve"> (WebSocket JSON </w:t>
+      </w:r>
+      <w:r>
+        <w:rPr>
+          <w:rFonts w:ascii="Times New Roman" w:hAnsi="Times New Roman" w:cs="Times New Roman"/>
+          <w:color w:val="000000" w:themeColor="text1"/>
+        </w:rPr>
+        <w:t>to</w:t>
+      </w:r>
+      <w:r>
+        <w:rPr>
+          <w:rFonts w:ascii="Times New Roman" w:hAnsi="Times New Roman" w:cs="Times New Roman"/>
+          <w:color w:val="000000" w:themeColor="text1"/>
+        </w:rPr>
+        <w:t xml:space="preserve"> ROS 2 topics) and </w:t>
+      </w:r>
+      <w:r>
+        <w:rPr>
+          <w:rFonts w:ascii="Times New Roman" w:hAnsi="Times New Roman" w:cs="Times New Roman"/>
+          <w:color w:val="000000" w:themeColor="text1"/>
+        </w:rPr>
+        <w:t>tb3_bridge_node</w:t>
+      </w:r>
+      <w:r>
+        <w:rPr>
+          <w:rFonts w:ascii="Times New Roman" w:hAnsi="Times New Roman" w:cs="Times New Roman"/>
+          <w:color w:val="000000" w:themeColor="text1"/>
+        </w:rPr>
+        <w:t xml:space="preserve"> (safety and message conversion).</w:t>
+      </w:r>
+    </w:p>
+    <w:p>
+      <w:pPr>
+        <w:spacing w:after="120" w:line="276" w:lineRule="auto"/>
+        <w:rPr>
+          <w:rFonts w:ascii="Times New Roman" w:hAnsi="Times New Roman" w:cs="Times New Roman"/>
+          <w:color w:val="000000" w:themeColor="text1"/>
+        </w:rPr>
+      </w:pPr>
+      <w:r>
+        <w:rPr>
+          <w:rFonts w:ascii="Times New Roman" w:hAnsi="Times New Roman" w:cs="Times New Roman"/>
+          <w:color w:val="000000" w:themeColor="text1"/>
+        </w:rPr>
+        <w:t xml:space="preserve">Throughout this manual, </w:t>
+      </w:r>
+      <w:r>
+        <w:rPr>
+          <w:rFonts w:ascii="Times New Roman" w:hAnsi="Times New Roman" w:cs="Times New Roman"/>
+          <w:color w:val="000000" w:themeColor="text1"/>
+        </w:rPr>
+        <w:t>tb3_bridge_node</w:t>
+      </w:r>
+      <w:r>
+        <w:rPr>
+          <w:rFonts w:ascii="Times New Roman" w:hAnsi="Times New Roman" w:cs="Times New Roman"/>
+          <w:color w:val="000000" w:themeColor="text1"/>
+        </w:rPr>
+        <w:t xml:space="preserve"> is the canonical name for the safety/conversion node; “the bridge node” and “the C++ node” refer to the same thing.</w:t>
+      </w:r>
+    </w:p>
+    <w:p>
+      <w:pPr>
+        <w:pStyle w:val="Heading2"/>
+        <w:rPr>
+          <w:rFonts w:ascii="Times New Roman" w:hAnsi="Times New Roman" w:cs="Times New Roman"/>
+          <w:color w:val="000000" w:themeColor="text1"/>
+        </w:rPr>
+      </w:pPr>
+      <w:bookmarkStart w:id="14" w:name="_Toc232533926"/>
+      <w:r>
+        <w:rPr>
+          <w:rFonts w:ascii="Times New Roman" w:hAnsi="Times New Roman" w:cs="Times New Roman"/>
+          <w:color w:val="000000" w:themeColor="text1"/>
+        </w:rPr>
+        <w:t>5.1 Topic remapping</w:t>
+      </w:r>
+      <w:bookmarkEnd w:id="14"/>
+    </w:p>
+    <w:p>
+      <w:pPr>
+        <w:spacing w:after="120" w:line="276" w:lineRule="auto"/>
+        <w:rPr>
+          <w:rFonts w:ascii="Times New Roman" w:hAnsi="Times New Roman" w:cs="Times New Roman"/>
+          <w:color w:val="000000" w:themeColor="text1"/>
+        </w:rPr>
+      </w:pPr>
+      <w:r>
+        <w:rPr>
+          <w:rFonts w:ascii="Times New Roman" w:hAnsi="Times New Roman" w:cs="Times New Roman"/>
+          <w:color w:val="000000" w:themeColor="text1"/>
+        </w:rPr>
+        <w:t xml:space="preserve">The bridge node sits between the student-side names and the robot-side names. The full mapping is given in Section 6. In brief: it strips the </w:t>
+      </w:r>
+      <w:r>
+        <w:rPr>
+          <w:rFonts w:ascii="Times New Roman" w:hAnsi="Times New Roman" w:cs="Times New Roman"/>
+          <w:color w:val="000000" w:themeColor="text1"/>
+        </w:rPr>
+        <w:t>/student/</w:t>
+      </w:r>
+      <w:r>
+        <w:rPr>
+          <w:rFonts w:ascii="Times New Roman" w:hAnsi="Times New Roman" w:cs="Times New Roman"/>
+          <w:color w:val="000000" w:themeColor="text1"/>
+        </w:rPr>
+        <w:t xml:space="preserve"> prefix on the command path (so </w:t>
+      </w:r>
+      <w:r>
+        <w:rPr>
+          <w:rFonts w:ascii="Times New Roman" w:hAnsi="Times New Roman" w:cs="Times New Roman"/>
+          <w:color w:val="000000" w:themeColor="text1"/>
+        </w:rPr>
+        <w:t>/student/cmd_vel</w:t>
+      </w:r>
+      <w:r>
+        <w:rPr>
+          <w:rFonts w:ascii="Times New Roman" w:hAnsi="Times New Roman" w:cs="Times New Roman"/>
+          <w:color w:val="000000" w:themeColor="text1"/>
+        </w:rPr>
+        <w:t xml:space="preserve"> reaches the robot as </w:t>
       </w:r>
       <w:r>
         <w:rPr>
@@ -7172,91 +7263,77 @@
           <w:rFonts w:ascii="Times New Roman" w:hAnsi="Times New Roman" w:cs="Times New Roman"/>
           <w:color w:val="000000" w:themeColor="text1"/>
         </w:rPr>
-        <w:t xml:space="preserve"> instead of the plain </w:t>
-      </w:r>
-      <w:r>
-        <w:rPr>
-          <w:rFonts w:ascii="Times New Roman" w:hAnsi="Times New Roman" w:cs="Times New Roman"/>
-          <w:color w:val="000000" w:themeColor="text1"/>
-        </w:rPr>
-        <w:t>Twist</w:t>
-      </w:r>
-      <w:r>
-        <w:rPr>
-          <w:rFonts w:ascii="Times New Roman" w:hAnsi="Times New Roman" w:cs="Times New Roman"/>
-          <w:color w:val="000000" w:themeColor="text1"/>
-        </w:rPr>
-        <w:t xml:space="preserve"> used in Humble. The wrapper does </w:t>
-      </w:r>
-      <w:r>
-        <w:rPr>
-          <w:rFonts w:ascii="Times New Roman" w:hAnsi="Times New Roman" w:cs="Times New Roman"/>
-          <w:color w:val="000000" w:themeColor="text1"/>
-        </w:rPr>
-        <w:t>not</w:t>
-      </w:r>
-      <w:r>
-        <w:rPr>
-          <w:rFonts w:ascii="Times New Roman" w:hAnsi="Times New Roman" w:cs="Times New Roman"/>
-          <w:color w:val="000000" w:themeColor="text1"/>
-        </w:rPr>
-        <w:t xml:space="preserve"> handle this. Instead, </w:t>
-      </w:r>
-      <w:r>
-        <w:rPr>
-          <w:rFonts w:ascii="Times New Roman" w:hAnsi="Times New Roman" w:cs="Times New Roman"/>
-          <w:color w:val="000000" w:themeColor="text1"/>
-        </w:rPr>
-        <w:t>tb3_bridge_node</w:t>
-      </w:r>
-      <w:r>
-        <w:rPr>
-          <w:rFonts w:ascii="Times New Roman" w:hAnsi="Times New Roman" w:cs="Times New Roman"/>
-          <w:color w:val="000000" w:themeColor="text1"/>
-        </w:rPr>
-        <w:t xml:space="preserve"> on the Pi 5 receives the student’s plain </w:t>
-      </w:r>
-      <w:r>
-        <w:rPr>
-          <w:rFonts w:ascii="Times New Roman" w:hAnsi="Times New Roman" w:cs="Times New Roman"/>
-          <w:color w:val="000000" w:themeColor="text1"/>
-        </w:rPr>
-        <w:t>Twist</w:t>
-      </w:r>
-      <w:r>
-        <w:rPr>
-          <w:rFonts w:ascii="Times New Roman" w:hAnsi="Times New Roman" w:cs="Times New Roman"/>
-          <w:color w:val="000000" w:themeColor="text1"/>
-        </w:rPr>
-        <w:t xml:space="preserve">, adds a timestamp and frame ID, and republishes it as </w:t>
-      </w:r>
-      <w:r>
-        <w:rPr>
-          <w:rFonts w:ascii="Times New Roman" w:hAnsi="Times New Roman" w:cs="Times New Roman"/>
-          <w:color w:val="000000" w:themeColor="text1"/>
-        </w:rPr>
-        <w:t>TwistStamped</w:t>
-      </w:r>
-      <w:r>
-        <w:rPr>
-          <w:rFonts w:ascii="Times New Roman" w:hAnsi="Times New Roman" w:cs="Times New Roman"/>
-          <w:color w:val="000000" w:themeColor="text1"/>
-        </w:rPr>
-        <w:t xml:space="preserve">. Students always send simple </w:t>
-      </w:r>
-      <w:r>
-        <w:rPr>
-          <w:rFonts w:ascii="Times New Roman" w:hAnsi="Times New Roman" w:cs="Times New Roman"/>
-          <w:color w:val="000000" w:themeColor="text1"/>
-        </w:rPr>
-        <w:t>Twist</w:t>
-      </w:r>
-      <w:r>
-        <w:rPr>
-          <w:rFonts w:ascii="Times New Roman" w:hAnsi="Times New Roman" w:cs="Times New Roman"/>
-          <w:color w:val="000000" w:themeColor="text1"/>
-        </w:rPr>
-        <w:t xml:space="preserve"> messages regardless of what the robot expects.</w:t>
+        <w:t xml:space="preserve">) and adds the </w:t>
+      </w:r>
+      <w:r>
+        <w:rPr>
+          <w:rFonts w:ascii="Times New Roman" w:hAnsi="Times New Roman" w:cs="Times New Roman"/>
+          <w:color w:val="000000" w:themeColor="text1"/>
+        </w:rPr>
+        <w:t>/student/</w:t>
+      </w:r>
+      <w:r>
+        <w:rPr>
+          <w:rFonts w:ascii="Times New Roman" w:hAnsi="Times New Roman" w:cs="Times New Roman"/>
+          <w:color w:val="000000" w:themeColor="text1"/>
+        </w:rPr>
+        <w:t xml:space="preserve"> prefix on the sensor path (so the robot’s </w:t>
+      </w:r>
+      <w:r>
+        <w:rPr>
+          <w:rFonts w:ascii="Times New Roman" w:hAnsi="Times New Roman" w:cs="Times New Roman"/>
+          <w:color w:val="000000" w:themeColor="text1"/>
+        </w:rPr>
+        <w:t>/scan</w:t>
+      </w:r>
+      <w:r>
+        <w:rPr>
+          <w:rFonts w:ascii="Times New Roman" w:hAnsi="Times New Roman" w:cs="Times New Roman"/>
+          <w:color w:val="000000" w:themeColor="text1"/>
+        </w:rPr>
+        <w:t xml:space="preserve"> and </w:t>
+      </w:r>
+      <w:r>
+        <w:rPr>
+          <w:rFonts w:ascii="Times New Roman" w:hAnsi="Times New Roman" w:cs="Times New Roman"/>
+          <w:color w:val="000000" w:themeColor="text1"/>
+        </w:rPr>
+        <w:t>/odom</w:t>
+      </w:r>
+      <w:r>
+        <w:rPr>
+          <w:rFonts w:ascii="Times New Roman" w:hAnsi="Times New Roman" w:cs="Times New Roman"/>
+          <w:color w:val="000000" w:themeColor="text1"/>
+        </w:rPr>
+        <w:t xml:space="preserve"> reach the student as </w:t>
+      </w:r>
+      <w:r>
+        <w:rPr>
+          <w:rFonts w:ascii="Times New Roman" w:hAnsi="Times New Roman" w:cs="Times New Roman"/>
+          <w:color w:val="000000" w:themeColor="text1"/>
+        </w:rPr>
+        <w:t>/student/scan</w:t>
+      </w:r>
+      <w:r>
+        <w:rPr>
+          <w:rFonts w:ascii="Times New Roman" w:hAnsi="Times New Roman" w:cs="Times New Roman"/>
+          <w:color w:val="000000" w:themeColor="text1"/>
+        </w:rPr>
+        <w:t xml:space="preserve"> and </w:t>
+      </w:r>
+      <w:r>
+        <w:rPr>
+          <w:rFonts w:ascii="Times New Roman" w:hAnsi="Times New Roman" w:cs="Times New Roman"/>
+          <w:color w:val="000000" w:themeColor="text1"/>
+        </w:rPr>
+        <w:t>/student/odom</w:t>
+      </w:r>
+      <w:r>
+        <w:rPr>
+          <w:rFonts w:ascii="Times New Roman" w:hAnsi="Times New Roman" w:cs="Times New Roman"/>
+          <w:color w:val="000000" w:themeColor="text1"/>
+        </w:rPr>
+        <w:t>). The two directions move the prefix opposite ways — this is intentional, not a typo.</w:t>
       </w:r>
     </w:p>
     <w:p>
@@ -7267,427 +7344,13 @@
           <w:color w:val="000000" w:themeColor="text1"/>
         </w:rPr>
       </w:pPr>
-      <w:bookmarkStart w:id="12" w:name="_Toc232533924"/>
-      <w:r>
-        <w:rPr>
-          <w:rFonts w:ascii="Times New Roman" w:hAnsi="Times New Roman" w:cs="Times New Roman"/>
-          <w:color w:val="000000" w:themeColor="text1"/>
-        </w:rPr>
-        <w:t>4.2 Migrating</w:t>
-      </w:r>
-      <w:r>
-        <w:rPr>
-          <w:rFonts w:ascii="Times New Roman" w:hAnsi="Times New Roman" w:cs="Times New Roman"/>
-          <w:color w:val="000000" w:themeColor="text1"/>
-        </w:rPr>
-        <w:t xml:space="preserve"> to a Jazzy-only container</w:t>
-      </w:r>
-      <w:bookmarkEnd w:id="12"/>
-    </w:p>
-    <w:p>
-      <w:pPr>
-        <w:spacing w:after="120" w:line="276" w:lineRule="auto"/>
-        <w:rPr>
-          <w:rFonts w:ascii="Times New Roman" w:hAnsi="Times New Roman" w:cs="Times New Roman"/>
-          <w:color w:val="000000" w:themeColor="text1"/>
-        </w:rPr>
-      </w:pPr>
-      <w:r>
-        <w:rPr>
-          <w:rFonts w:ascii="Times New Roman" w:hAnsi="Times New Roman" w:cs="Times New Roman"/>
-          <w:color w:val="000000" w:themeColor="text1"/>
-        </w:rPr>
-        <w:t>If the Docker image is updated from Humble to Jazzy, the wrapper, student code, and bridge package all remain unchanged, because the wrapper communicates over WebSocket rather than DDS</w:t>
-      </w:r>
-      <w:r>
-        <w:rPr>
-          <w:rFonts w:ascii="Times New Roman" w:hAnsi="Times New Roman" w:cs="Times New Roman"/>
-          <w:color w:val="000000" w:themeColor="text1"/>
-        </w:rPr>
-        <w:t xml:space="preserve">, </w:t>
-      </w:r>
-      <w:r>
-        <w:rPr>
-          <w:rFonts w:ascii="Times New Roman" w:hAnsi="Times New Roman" w:cs="Times New Roman"/>
-          <w:color w:val="000000" w:themeColor="text1"/>
-        </w:rPr>
-        <w:t xml:space="preserve">the ROS 2 version inside the container does not affect how it functions. In real-robot mode the bridge node continues to handle the </w:t>
-      </w:r>
-      <w:r>
-        <w:rPr>
-          <w:rFonts w:ascii="Times New Roman" w:hAnsi="Times New Roman" w:cs="Times New Roman"/>
-          <w:color w:val="000000" w:themeColor="text1"/>
-        </w:rPr>
-        <w:t>Twist</w:t>
-      </w:r>
-      <w:r>
-        <w:rPr>
-          <w:rFonts w:ascii="Times New Roman" w:hAnsi="Times New Roman" w:cs="Times New Roman"/>
-          <w:color w:val="000000" w:themeColor="text1"/>
-        </w:rPr>
-        <w:t xml:space="preserve"> </w:t>
-      </w:r>
-      <w:r>
-        <w:rPr>
-          <w:rFonts w:ascii="Times New Roman" w:hAnsi="Times New Roman" w:cs="Times New Roman"/>
-          <w:color w:val="000000" w:themeColor="text1"/>
-        </w:rPr>
-        <w:t xml:space="preserve">to </w:t>
-      </w:r>
-      <w:r>
-        <w:rPr>
-          <w:rFonts w:ascii="Times New Roman" w:hAnsi="Times New Roman" w:cs="Times New Roman"/>
-          <w:color w:val="000000" w:themeColor="text1"/>
-        </w:rPr>
-        <w:t>TwistStamped</w:t>
-      </w:r>
-      <w:r>
-        <w:rPr>
-          <w:rFonts w:ascii="Times New Roman" w:hAnsi="Times New Roman" w:cs="Times New Roman"/>
-          <w:color w:val="000000" w:themeColor="text1"/>
-        </w:rPr>
-        <w:t xml:space="preserve"> conversion as before.</w:t>
-      </w:r>
-    </w:p>
-    <w:p>
-      <w:pPr>
-        <w:spacing w:after="120" w:line="276" w:lineRule="auto"/>
-        <w:rPr>
-          <w:rFonts w:ascii="Times New Roman" w:hAnsi="Times New Roman" w:cs="Times New Roman"/>
-          <w:color w:val="000000" w:themeColor="text1"/>
-        </w:rPr>
-      </w:pPr>
-      <w:r>
-        <w:rPr>
-          <w:rFonts w:ascii="Times New Roman" w:hAnsi="Times New Roman" w:cs="Times New Roman"/>
-          <w:color w:val="000000" w:themeColor="text1"/>
-        </w:rPr>
-        <w:t xml:space="preserve">The one area to verify is simulation mode. Gazebo in the Humble image accepts plain </w:t>
-      </w:r>
-      <w:r>
-        <w:rPr>
-          <w:rFonts w:ascii="Times New Roman" w:hAnsi="Times New Roman" w:cs="Times New Roman"/>
-          <w:color w:val="000000" w:themeColor="text1"/>
-        </w:rPr>
-        <w:t>Twist</w:t>
-      </w:r>
-      <w:r>
-        <w:rPr>
-          <w:rFonts w:ascii="Times New Roman" w:hAnsi="Times New Roman" w:cs="Times New Roman"/>
-          <w:color w:val="000000" w:themeColor="text1"/>
-        </w:rPr>
-        <w:t xml:space="preserve"> on </w:t>
-      </w:r>
-      <w:r>
-        <w:rPr>
-          <w:rFonts w:ascii="Times New Roman" w:hAnsi="Times New Roman" w:cs="Times New Roman"/>
-          <w:color w:val="000000" w:themeColor="text1"/>
-        </w:rPr>
-        <w:t>/cmd_vel</w:t>
-      </w:r>
-      <w:r>
-        <w:rPr>
-          <w:rFonts w:ascii="Times New Roman" w:hAnsi="Times New Roman" w:cs="Times New Roman"/>
-          <w:color w:val="000000" w:themeColor="text1"/>
-        </w:rPr>
-        <w:t xml:space="preserve">, which the wrapper sends directly. If the Jazzy Gazebo TurtleBot3 plugin changes to require </w:t>
-      </w:r>
-      <w:r>
-        <w:rPr>
-          <w:rFonts w:ascii="Times New Roman" w:hAnsi="Times New Roman" w:cs="Times New Roman"/>
-          <w:color w:val="000000" w:themeColor="text1"/>
-        </w:rPr>
-        <w:t>TwistStamped</w:t>
-      </w:r>
-      <w:r>
-        <w:rPr>
-          <w:rFonts w:ascii="Times New Roman" w:hAnsi="Times New Roman" w:cs="Times New Roman"/>
-          <w:color w:val="000000" w:themeColor="text1"/>
-        </w:rPr>
-        <w:t xml:space="preserve">, sim mode will break. In that case, </w:t>
-      </w:r>
-      <w:r>
-        <w:rPr>
-          <w:rFonts w:ascii="Times New Roman" w:hAnsi="Times New Roman" w:cs="Times New Roman"/>
-          <w:color w:val="000000" w:themeColor="text1"/>
-        </w:rPr>
-        <w:t>add a TwistStamped path to the wrapper for sim mode</w:t>
-      </w:r>
-      <w:r>
-        <w:rPr>
-          <w:rFonts w:ascii="Times New Roman" w:hAnsi="Times New Roman" w:cs="Times New Roman"/>
-          <w:color w:val="000000" w:themeColor="text1"/>
-        </w:rPr>
-        <w:t>.</w:t>
-      </w:r>
-    </w:p>
-    <w:p>
-      <w:pPr>
-        <w:pStyle w:val="Heading1"/>
-        <w:rPr>
-          <w:rFonts w:ascii="Times New Roman" w:hAnsi="Times New Roman" w:cs="Times New Roman"/>
-          <w:color w:val="000000" w:themeColor="text1"/>
-        </w:rPr>
-      </w:pPr>
-      <w:bookmarkStart w:id="13" w:name="_Toc232533925"/>
-      <w:r>
-        <w:rPr>
-          <w:rFonts w:ascii="Times New Roman" w:hAnsi="Times New Roman" w:cs="Times New Roman"/>
-          <w:color w:val="000000" w:themeColor="text1"/>
-        </w:rPr>
-        <w:t>5.  The Bridge Package</w:t>
-      </w:r>
-      <w:bookmarkEnd w:id="13"/>
-    </w:p>
-    <w:p>
-      <w:pPr>
-        <w:spacing w:after="120" w:line="276" w:lineRule="auto"/>
-        <w:rPr>
-          <w:rFonts w:ascii="Times New Roman" w:hAnsi="Times New Roman" w:cs="Times New Roman"/>
-          <w:color w:val="000000" w:themeColor="text1"/>
-        </w:rPr>
-      </w:pPr>
-      <w:r>
-        <w:rPr>
-          <w:rFonts w:ascii="Times New Roman" w:hAnsi="Times New Roman" w:cs="Times New Roman"/>
-          <w:color w:val="000000" w:themeColor="text1"/>
-        </w:rPr>
-        <w:t xml:space="preserve">The bridge is a ROS 2 Jazzy C++ package running on the Raspberry Pi 5. Its launch file starts two nodes together: </w:t>
-      </w:r>
-      <w:r>
-        <w:rPr>
-          <w:rFonts w:ascii="Times New Roman" w:hAnsi="Times New Roman" w:cs="Times New Roman"/>
-          <w:color w:val="000000" w:themeColor="text1"/>
-        </w:rPr>
-        <w:t>rosbridge_websocket</w:t>
-      </w:r>
-      <w:r>
-        <w:rPr>
-          <w:rFonts w:ascii="Times New Roman" w:hAnsi="Times New Roman" w:cs="Times New Roman"/>
-          <w:color w:val="000000" w:themeColor="text1"/>
-        </w:rPr>
-        <w:t xml:space="preserve"> (WebSocket JSON ↔ ROS 2 topics) and </w:t>
-      </w:r>
-      <w:r>
-        <w:rPr>
-          <w:rFonts w:ascii="Times New Roman" w:hAnsi="Times New Roman" w:cs="Times New Roman"/>
-          <w:color w:val="000000" w:themeColor="text1"/>
-        </w:rPr>
-        <w:t>tb3_bridge_node</w:t>
-      </w:r>
-      <w:r>
-        <w:rPr>
-          <w:rFonts w:ascii="Times New Roman" w:hAnsi="Times New Roman" w:cs="Times New Roman"/>
-          <w:color w:val="000000" w:themeColor="text1"/>
-        </w:rPr>
-        <w:t xml:space="preserve"> (safety and message conversion).</w:t>
-      </w:r>
-    </w:p>
-    <w:p>
-      <w:pPr>
-        <w:spacing w:after="120" w:line="276" w:lineRule="auto"/>
-        <w:rPr>
-          <w:rFonts w:ascii="Times New Roman" w:hAnsi="Times New Roman" w:cs="Times New Roman"/>
-          <w:color w:val="000000" w:themeColor="text1"/>
-        </w:rPr>
-      </w:pPr>
-      <w:r>
-        <w:rPr>
-          <w:rFonts w:ascii="Times New Roman" w:hAnsi="Times New Roman" w:cs="Times New Roman"/>
-          <w:color w:val="000000" w:themeColor="text1"/>
-        </w:rPr>
-        <w:t xml:space="preserve">Throughout this manual, </w:t>
-      </w:r>
-      <w:r>
-        <w:rPr>
-          <w:rFonts w:ascii="Times New Roman" w:hAnsi="Times New Roman" w:cs="Times New Roman"/>
-          <w:color w:val="000000" w:themeColor="text1"/>
-        </w:rPr>
-        <w:t>tb3_bridge_node</w:t>
-      </w:r>
-      <w:r>
-        <w:rPr>
-          <w:rFonts w:ascii="Times New Roman" w:hAnsi="Times New Roman" w:cs="Times New Roman"/>
-          <w:color w:val="000000" w:themeColor="text1"/>
-        </w:rPr>
-        <w:t xml:space="preserve"> is the canonical name for the safety/conversion node; “the bridge node” and “the C++ node” refer to the same thing.</w:t>
-      </w:r>
-    </w:p>
-    <w:p>
-      <w:pPr>
-        <w:pStyle w:val="Heading2"/>
-        <w:rPr>
-          <w:rFonts w:ascii="Times New Roman" w:hAnsi="Times New Roman" w:cs="Times New Roman"/>
-          <w:color w:val="000000" w:themeColor="text1"/>
-        </w:rPr>
-      </w:pPr>
-      <w:bookmarkStart w:id="14" w:name="_Toc232533926"/>
-      <w:r>
-        <w:rPr>
-          <w:rFonts w:ascii="Times New Roman" w:hAnsi="Times New Roman" w:cs="Times New Roman"/>
-          <w:color w:val="000000" w:themeColor="text1"/>
-        </w:rPr>
-        <w:t>5.1 Topic</w:t>
-      </w:r>
-      <w:r>
-        <w:rPr>
-          <w:rFonts w:ascii="Times New Roman" w:hAnsi="Times New Roman" w:cs="Times New Roman"/>
-          <w:color w:val="000000" w:themeColor="text1"/>
-        </w:rPr>
-        <w:t xml:space="preserve"> remapping</w:t>
-      </w:r>
-      <w:bookmarkEnd w:id="14"/>
-    </w:p>
-    <w:p>
-      <w:pPr>
-        <w:spacing w:after="120" w:line="276" w:lineRule="auto"/>
-        <w:rPr>
-          <w:rFonts w:ascii="Times New Roman" w:hAnsi="Times New Roman" w:cs="Times New Roman"/>
-          <w:color w:val="000000" w:themeColor="text1"/>
-        </w:rPr>
-      </w:pPr>
-      <w:r>
-        <w:rPr>
-          <w:rFonts w:ascii="Times New Roman" w:hAnsi="Times New Roman" w:cs="Times New Roman"/>
-          <w:color w:val="000000" w:themeColor="text1"/>
-        </w:rPr>
-        <w:t xml:space="preserve">The bridge node sits between the student-side names and the robot-side names. The full mapping is given in Section 6. In brief: it strips the </w:t>
-      </w:r>
-      <w:r>
-        <w:rPr>
-          <w:rFonts w:ascii="Times New Roman" w:hAnsi="Times New Roman" w:cs="Times New Roman"/>
-          <w:color w:val="000000" w:themeColor="text1"/>
-        </w:rPr>
-        <w:t>/student/</w:t>
-      </w:r>
-      <w:r>
-        <w:rPr>
-          <w:rFonts w:ascii="Times New Roman" w:hAnsi="Times New Roman" w:cs="Times New Roman"/>
-          <w:color w:val="000000" w:themeColor="text1"/>
-        </w:rPr>
-        <w:t xml:space="preserve"> prefix on the command path (so </w:t>
-      </w:r>
-      <w:r>
-        <w:rPr>
-          <w:rFonts w:ascii="Times New Roman" w:hAnsi="Times New Roman" w:cs="Times New Roman"/>
-          <w:color w:val="000000" w:themeColor="text1"/>
-        </w:rPr>
-        <w:t>/student/cmd_vel</w:t>
-      </w:r>
-      <w:r>
-        <w:rPr>
-          <w:rFonts w:ascii="Times New Roman" w:hAnsi="Times New Roman" w:cs="Times New Roman"/>
-          <w:color w:val="000000" w:themeColor="text1"/>
-        </w:rPr>
-        <w:t xml:space="preserve"> reaches the robot as </w:t>
-      </w:r>
-      <w:r>
-        <w:rPr>
-          <w:rFonts w:ascii="Times New Roman" w:hAnsi="Times New Roman" w:cs="Times New Roman"/>
-          <w:color w:val="000000" w:themeColor="text1"/>
-        </w:rPr>
-        <w:t>/cmd_vel</w:t>
-      </w:r>
-      <w:r>
-        <w:rPr>
-          <w:rFonts w:ascii="Times New Roman" w:hAnsi="Times New Roman" w:cs="Times New Roman"/>
-          <w:color w:val="000000" w:themeColor="text1"/>
-        </w:rPr>
-        <w:t xml:space="preserve">) and adds the </w:t>
-      </w:r>
-      <w:r>
-        <w:rPr>
-          <w:rFonts w:ascii="Times New Roman" w:hAnsi="Times New Roman" w:cs="Times New Roman"/>
-          <w:color w:val="000000" w:themeColor="text1"/>
-        </w:rPr>
-        <w:t>/student/</w:t>
-      </w:r>
-      <w:r>
-        <w:rPr>
-          <w:rFonts w:ascii="Times New Roman" w:hAnsi="Times New Roman" w:cs="Times New Roman"/>
-          <w:color w:val="000000" w:themeColor="text1"/>
-        </w:rPr>
-        <w:t xml:space="preserve"> prefix on the sensor path (so the robot’s </w:t>
-      </w:r>
-      <w:r>
-        <w:rPr>
-          <w:rFonts w:ascii="Times New Roman" w:hAnsi="Times New Roman" w:cs="Times New Roman"/>
-          <w:color w:val="000000" w:themeColor="text1"/>
-        </w:rPr>
-        <w:t>/scan</w:t>
-      </w:r>
-      <w:r>
-        <w:rPr>
-          <w:rFonts w:ascii="Times New Roman" w:hAnsi="Times New Roman" w:cs="Times New Roman"/>
-          <w:color w:val="000000" w:themeColor="text1"/>
-        </w:rPr>
-        <w:t xml:space="preserve"> and </w:t>
-      </w:r>
-      <w:r>
-        <w:rPr>
-          <w:rFonts w:ascii="Times New Roman" w:hAnsi="Times New Roman" w:cs="Times New Roman"/>
-          <w:color w:val="000000" w:themeColor="text1"/>
-        </w:rPr>
-        <w:t>/odom</w:t>
-      </w:r>
-      <w:r>
-        <w:rPr>
-          <w:rFonts w:ascii="Times New Roman" w:hAnsi="Times New Roman" w:cs="Times New Roman"/>
-          <w:color w:val="000000" w:themeColor="text1"/>
-        </w:rPr>
-        <w:t xml:space="preserve"> reach the student as </w:t>
-      </w:r>
-      <w:r>
-        <w:rPr>
-          <w:rFonts w:ascii="Times New Roman" w:hAnsi="Times New Roman" w:cs="Times New Roman"/>
-          <w:color w:val="000000" w:themeColor="text1"/>
-        </w:rPr>
-        <w:t>/student/scan</w:t>
-      </w:r>
-      <w:r>
-        <w:rPr>
-          <w:rFonts w:ascii="Times New Roman" w:hAnsi="Times New Roman" w:cs="Times New Roman"/>
-          <w:color w:val="000000" w:themeColor="text1"/>
-        </w:rPr>
-        <w:t xml:space="preserve"> and </w:t>
-      </w:r>
-      <w:r>
-        <w:rPr>
-          <w:rFonts w:ascii="Times New Roman" w:hAnsi="Times New Roman" w:cs="Times New Roman"/>
-          <w:color w:val="000000" w:themeColor="text1"/>
-        </w:rPr>
-        <w:t>/student/odom</w:t>
-      </w:r>
-      <w:r>
-        <w:rPr>
-          <w:rFonts w:ascii="Times New Roman" w:hAnsi="Times New Roman" w:cs="Times New Roman"/>
-          <w:color w:val="000000" w:themeColor="text1"/>
-        </w:rPr>
-        <w:t>). The two directions move the prefix opposite ways — this is intentional, not a typo.</w:t>
-      </w:r>
-    </w:p>
-    <w:p>
-      <w:pPr>
-        <w:pStyle w:val="Heading2"/>
-        <w:rPr>
-          <w:rFonts w:ascii="Times New Roman" w:hAnsi="Times New Roman" w:cs="Times New Roman"/>
-          <w:color w:val="000000" w:themeColor="text1"/>
-        </w:rPr>
-      </w:pPr>
       <w:bookmarkStart w:id="15" w:name="_Toc232533927"/>
       <w:r>
         <w:rPr>
           <w:rFonts w:ascii="Times New Roman" w:hAnsi="Times New Roman" w:cs="Times New Roman"/>
           <w:color w:val="000000" w:themeColor="text1"/>
         </w:rPr>
-        <w:t>5.2 Safety</w:t>
-      </w:r>
-      <w:r>
-        <w:rPr>
-          <w:rFonts w:ascii="Times New Roman" w:hAnsi="Times New Roman" w:cs="Times New Roman"/>
-          <w:color w:val="000000" w:themeColor="text1"/>
-        </w:rPr>
-        <w:t xml:space="preserve"> features</w:t>
+        <w:t>5.2 Safety features</w:t>
       </w:r>
       <w:bookmarkEnd w:id="15"/>
     </w:p>
@@ -7714,12 +7377,6 @@
         <w:gridCol w:w="4460"/>
       </w:tblGrid>
       <w:tr>
-        <w:tblPrEx>
-          <w:tblCellMar>
-            <w:top w:w="0" w:type="dxa"/>
-            <w:bottom w:w="0" w:type="dxa"/>
-          </w:tblCellMar>
-        </w:tblPrEx>
         <w:trPr>
           <w:tblHeader/>
         </w:trPr>
@@ -7842,12 +7499,6 @@
         </w:tc>
       </w:tr>
       <w:tr>
-        <w:tblPrEx>
-          <w:tblCellMar>
-            <w:top w:w="0" w:type="dxa"/>
-            <w:bottom w:w="0" w:type="dxa"/>
-          </w:tblCellMar>
-        </w:tblPrEx>
         <w:tc>
           <w:tcPr>
             <w:tcW w:w="2200" w:type="dxa"/>
@@ -7958,12 +7609,6 @@
         </w:tc>
       </w:tr>
       <w:tr>
-        <w:tblPrEx>
-          <w:tblCellMar>
-            <w:top w:w="0" w:type="dxa"/>
-            <w:bottom w:w="0" w:type="dxa"/>
-          </w:tblCellMar>
-        </w:tblPrEx>
         <w:tc>
           <w:tcPr>
             <w:tcW w:w="2200" w:type="dxa"/>
@@ -8087,12 +7732,6 @@
         </w:tc>
       </w:tr>
       <w:tr>
-        <w:tblPrEx>
-          <w:tblCellMar>
-            <w:top w:w="0" w:type="dxa"/>
-            <w:bottom w:w="0" w:type="dxa"/>
-          </w:tblCellMar>
-        </w:tblPrEx>
         <w:tc>
           <w:tcPr>
             <w:tcW w:w="2200" w:type="dxa"/>
@@ -8216,12 +7855,6 @@
         </w:tc>
       </w:tr>
       <w:tr>
-        <w:tblPrEx>
-          <w:tblCellMar>
-            <w:top w:w="0" w:type="dxa"/>
-            <w:bottom w:w="0" w:type="dxa"/>
-          </w:tblCellMar>
-        </w:tblPrEx>
         <w:tc>
           <w:tcPr>
             <w:tcW w:w="2200" w:type="dxa"/>
@@ -8355,44 +7988,37 @@
           <w:color w:val="000000" w:themeColor="text1"/>
         </w:rPr>
       </w:pPr>
-      <w:r>
-        <w:rPr>
-          <w:rFonts w:ascii="Times New Roman" w:hAnsi="Times New Roman" w:cs="Times New Roman"/>
-          <w:color w:val="000000" w:themeColor="text1"/>
-        </w:rPr>
-        <w:t>Three safety features protect the robot. The watchdog stops the robot if no command arrives within 0.5 seconds and auto-clears when the student resumes publishing. The e-stop (/bridge/e_stop) is a latching kill switch that requires an explicit reset via /bridge/e_stop_reset. The enable/disable service (/bridge/enable) lets instructors pause student control while sensor data keeps flowing. The bridge publishes /bridge/diagnostics at 1 Hz with the state of all safety features and message counters. All parameters are configurable via bridge_params.yaml.</w:t>
-      </w:r>
-      <w:r>
-        <w:rPr>
-          <w:rFonts w:ascii="Times New Roman" w:eastAsia="Consolas" w:hAnsi="Times New Roman" w:cs="Times New Roman"/>
-          <w:color w:val="000000" w:themeColor="text1"/>
-          <w:sz w:val="20"/>
-          <w:szCs w:val="20"/>
-        </w:rPr>
-      </w:r>
-      <w:r>
-        <w:rPr>
-          <w:rFonts w:ascii="Times New Roman" w:hAnsi="Times New Roman" w:cs="Times New Roman"/>
-          <w:color w:val="000000" w:themeColor="text1"/>
-        </w:rPr>
+    </w:p>
+    <w:p>
+      <w:pPr>
+        <w:spacing w:after="120" w:line="276" w:lineRule="auto"/>
+        <w:rPr>
+          <w:rFonts w:ascii="Times New Roman" w:hAnsi="Times New Roman" w:cs="Times New Roman"/>
+          <w:color w:val="000000" w:themeColor="text1"/>
+        </w:rPr>
+      </w:pPr>
+      <w:r>
+        <w:rPr>
+          <w:rFonts w:ascii="Times New Roman" w:hAnsi="Times New Roman" w:cs="Times New Roman"/>
+          <w:color w:val="000000" w:themeColor="text1"/>
+        </w:rPr>
+        <w:t xml:space="preserve">Three safety features protect the robot. The watchdog stops the robot if no command arrives within 0.5 seconds and auto-clears when the student resumes publishing. The e-stop (/bridge/e_stop) is a latching kill switch that requires an explicit reset via /bridge/e_stop_reset. The enable/disable service (/bridge/enable) lets instructors pause student control while sensor data keeps flowing. The bridge publishes /bridge/diagnostics at 1 Hz with the state of all safety features and message counters. All parameters are configurable via </w:t>
       </w:r>
       <w:proofErr w:type="spellStart"/>
       <w:r>
         <w:rPr>
-          <w:rFonts w:ascii="Times New Roman" w:eastAsia="Consolas" w:hAnsi="Times New Roman" w:cs="Times New Roman"/>
-          <w:color w:val="000000" w:themeColor="text1"/>
-          <w:sz w:val="20"/>
-          <w:szCs w:val="20"/>
-        </w:rPr>
+          <w:rFonts w:ascii="Times New Roman" w:hAnsi="Times New Roman" w:cs="Times New Roman"/>
+          <w:color w:val="000000" w:themeColor="text1"/>
+        </w:rPr>
+        <w:t>bridge_</w:t>
       </w:r>
       <w:proofErr w:type="gramStart"/>
       <w:r>
         <w:rPr>
-          <w:rFonts w:ascii="Times New Roman" w:eastAsia="Consolas" w:hAnsi="Times New Roman" w:cs="Times New Roman"/>
-          <w:color w:val="000000" w:themeColor="text1"/>
-          <w:sz w:val="20"/>
-          <w:szCs w:val="20"/>
-        </w:rPr>
+          <w:rFonts w:ascii="Times New Roman" w:hAnsi="Times New Roman" w:cs="Times New Roman"/>
+          <w:color w:val="000000" w:themeColor="text1"/>
+        </w:rPr>
+        <w:t>params.yaml</w:t>
       </w:r>
       <w:proofErr w:type="spellEnd"/>
       <w:proofErr w:type="gramEnd"/>
@@ -8401,7 +8027,17 @@
           <w:rFonts w:ascii="Times New Roman" w:hAnsi="Times New Roman" w:cs="Times New Roman"/>
           <w:color w:val="000000" w:themeColor="text1"/>
         </w:rPr>
-      </w:r>
+        <w:t>.</w:t>
+      </w:r>
+    </w:p>
+    <w:p>
+      <w:pPr>
+        <w:spacing w:after="120" w:line="276" w:lineRule="auto"/>
+        <w:rPr>
+          <w:rFonts w:ascii="Times New Roman" w:hAnsi="Times New Roman" w:cs="Times New Roman"/>
+          <w:color w:val="000000" w:themeColor="text1"/>
+        </w:rPr>
+      </w:pPr>
     </w:p>
     <w:p>
       <w:pPr>
@@ -8411,22 +8047,12 @@
           <w:color w:val="000000" w:themeColor="text1"/>
         </w:rPr>
       </w:pPr>
-    </w:p>
-    <w:p>
-      <w:pPr>
-        <w:pStyle w:val="Heading1"/>
-        <w:rPr>
-          <w:rFonts w:ascii="Times New Roman" w:hAnsi="Times New Roman" w:cs="Times New Roman"/>
-          <w:color w:val="000000" w:themeColor="text1"/>
-        </w:rPr>
-      </w:pPr>
       <w:bookmarkStart w:id="16" w:name="_Toc232533928"/>
       <w:r>
         <w:rPr>
           <w:rFonts w:ascii="Times New Roman" w:hAnsi="Times New Roman" w:cs="Times New Roman"/>
           <w:color w:val="000000" w:themeColor="text1"/>
         </w:rPr>
-        <w:lastRenderedPageBreak/>
         <w:t>6.  Topic and Service Reference</w:t>
       </w:r>
       <w:bookmarkEnd w:id="16"/>
@@ -8465,18 +8091,12 @@
         <w:tblLook w:val="0000" w:firstRow="0" w:lastRow="0" w:firstColumn="0" w:lastColumn="0" w:noHBand="0" w:noVBand="0"/>
       </w:tblPr>
       <w:tblGrid>
-        <w:gridCol w:w="2600"/>
-        <w:gridCol w:w="2400"/>
-        <w:gridCol w:w="2400"/>
-        <w:gridCol w:w="1960"/>
+        <w:gridCol w:w="2522"/>
+        <w:gridCol w:w="2276"/>
+        <w:gridCol w:w="2670"/>
+        <w:gridCol w:w="1892"/>
       </w:tblGrid>
       <w:tr>
-        <w:tblPrEx>
-          <w:tblCellMar>
-            <w:top w:w="0" w:type="dxa"/>
-            <w:bottom w:w="0" w:type="dxa"/>
-          </w:tblCellMar>
-        </w:tblPrEx>
         <w:trPr>
           <w:tblHeader/>
         </w:trPr>
@@ -8515,6 +8135,7 @@
                 <w:sz w:val="20"/>
                 <w:szCs w:val="20"/>
               </w:rPr>
+              <w:lastRenderedPageBreak/>
               <w:t>Student-side name</w:t>
             </w:r>
           </w:p>
@@ -8638,12 +8259,6 @@
         </w:tc>
       </w:tr>
       <w:tr>
-        <w:tblPrEx>
-          <w:tblCellMar>
-            <w:top w:w="0" w:type="dxa"/>
-            <w:bottom w:w="0" w:type="dxa"/>
-          </w:tblCellMar>
-        </w:tblPrEx>
         <w:tc>
           <w:tcPr>
             <w:tcW w:w="2600" w:type="dxa"/>
@@ -8811,12 +8426,6 @@
         </w:tc>
       </w:tr>
       <w:tr>
-        <w:tblPrEx>
-          <w:tblCellMar>
-            <w:top w:w="0" w:type="dxa"/>
-            <w:bottom w:w="0" w:type="dxa"/>
-          </w:tblCellMar>
-        </w:tblPrEx>
         <w:tc>
           <w:tcPr>
             <w:tcW w:w="2600" w:type="dxa"/>
@@ -8975,12 +8584,6 @@
         </w:tc>
       </w:tr>
       <w:tr>
-        <w:tblPrEx>
-          <w:tblCellMar>
-            <w:top w:w="0" w:type="dxa"/>
-            <w:bottom w:w="0" w:type="dxa"/>
-          </w:tblCellMar>
-        </w:tblPrEx>
         <w:tc>
           <w:tcPr>
             <w:tcW w:w="2600" w:type="dxa"/>
@@ -9139,12 +8742,6 @@
         </w:tc>
       </w:tr>
       <w:tr>
-        <w:tblPrEx>
-          <w:tblCellMar>
-            <w:top w:w="0" w:type="dxa"/>
-            <w:bottom w:w="0" w:type="dxa"/>
-          </w:tblCellMar>
-        </w:tblPrEx>
         <w:tc>
           <w:tcPr>
             <w:tcW w:w="2600" w:type="dxa"/>
@@ -9341,12 +8938,6 @@
         </w:tc>
       </w:tr>
       <w:tr>
-        <w:tblPrEx>
-          <w:tblCellMar>
-            <w:top w:w="0" w:type="dxa"/>
-            <w:bottom w:w="0" w:type="dxa"/>
-          </w:tblCellMar>
-        </w:tblPrEx>
         <w:tc>
           <w:tcPr>
             <w:tcW w:w="2600" w:type="dxa"/>
@@ -9543,12 +9134,6 @@
         </w:tc>
       </w:tr>
       <w:tr>
-        <w:tblPrEx>
-          <w:tblCellMar>
-            <w:top w:w="0" w:type="dxa"/>
-            <w:bottom w:w="0" w:type="dxa"/>
-          </w:tblCellMar>
-        </w:tblPrEx>
         <w:tc>
           <w:tcPr>
             <w:tcW w:w="2600" w:type="dxa"/>
@@ -9768,12 +9353,6 @@
         </w:tc>
       </w:tr>
       <w:tr>
-        <w:tblPrEx>
-          <w:tblCellMar>
-            <w:top w:w="0" w:type="dxa"/>
-            <w:bottom w:w="0" w:type="dxa"/>
-          </w:tblCellMar>
-        </w:tblPrEx>
         <w:tc>
           <w:tcPr>
             <w:tcW w:w="2600" w:type="dxa"/>
@@ -9799,7 +9378,6 @@
                 <w:color w:val="000000" w:themeColor="text1"/>
               </w:rPr>
             </w:pPr>
-            <w:r/>
             <w:r>
               <w:rPr>
                 <w:rFonts w:ascii="Times New Roman" w:hAnsi="Times New Roman"/>
@@ -9834,7 +9412,6 @@
                 <w:color w:val="000000" w:themeColor="text1"/>
               </w:rPr>
             </w:pPr>
-            <w:r/>
             <w:r>
               <w:rPr>
                 <w:rFonts w:ascii="Times New Roman" w:hAnsi="Times New Roman"/>
@@ -9869,7 +9446,6 @@
                 <w:color w:val="000000" w:themeColor="text1"/>
               </w:rPr>
             </w:pPr>
-            <w:r/>
             <w:r>
               <w:rPr>
                 <w:rFonts w:ascii="Times New Roman" w:hAnsi="Times New Roman"/>
@@ -9905,7 +9481,6 @@
                 <w:color w:val="000000" w:themeColor="text1"/>
               </w:rPr>
             </w:pPr>
-            <w:r/>
             <w:r>
               <w:rPr>
                 <w:rFonts w:ascii="Times New Roman" w:hAnsi="Times New Roman"/>
@@ -10022,6 +9597,7 @@
     </w:p>
     <w:p>
       <w:pPr>
+        <w:shd w:val="clear" w:color="auto" w:fill="E7E6E6" w:themeFill="background2"/>
         <w:spacing w:after="120" w:line="276" w:lineRule="auto"/>
         <w:ind w:left="720"/>
         <w:rPr>
@@ -10064,6 +9640,7 @@
     </w:p>
     <w:p>
       <w:pPr>
+        <w:shd w:val="clear" w:color="auto" w:fill="E7E6E6" w:themeFill="background2"/>
         <w:spacing w:after="120" w:line="276" w:lineRule="auto"/>
         <w:ind w:left="720"/>
         <w:rPr>
@@ -10078,20 +9655,6 @@
         </w:rPr>
         <w:t>from roslib_wrapper import Node, Twist, LaserScan, Odometry   # message types</w:t>
       </w:r>
-      <w:proofErr w:type="spellStart"/>
-      <w:r>
-        <w:rPr>
-          <w:rFonts w:ascii="Times New Roman" w:hAnsi="Times New Roman" w:cs="Times New Roman"/>
-          <w:color w:val="000000" w:themeColor="text1"/>
-        </w:rPr>
-      </w:r>
-      <w:proofErr w:type="spellEnd"/>
-      <w:r>
-        <w:rPr>
-          <w:rFonts w:ascii="Times New Roman" w:hAnsi="Times New Roman" w:cs="Times New Roman"/>
-          <w:color w:val="000000" w:themeColor="text1"/>
-        </w:rPr>
-      </w:r>
     </w:p>
     <w:p>
       <w:pPr>
@@ -10269,27 +9832,15 @@
           <w:rFonts w:ascii="Times New Roman" w:hAnsi="Times New Roman" w:cs="Times New Roman"/>
           <w:color w:val="000000" w:themeColor="text1"/>
         </w:rPr>
-        <w:t>The control_loop runs at 10 Hz. Students read self.latest_scan.ranges for LiDAR distances and self.latest_odom.pose.pose.position for position, then publish a Twist with their computed velocities. The finally block sends a zero Twist on exit so the robot never coasts after the script stops.</w:t>
-      </w:r>
-      <w:r>
-        <w:rPr>
-          <w:rFonts w:ascii="Times New Roman" w:hAnsi="Times New Roman" w:cs="Times New Roman"/>
-          <w:color w:val="000000" w:themeColor="text1"/>
-        </w:rPr>
-      </w:r>
-      <w:r>
-        <w:rPr>
-          <w:rFonts w:ascii="Times New Roman" w:hAnsi="Times New Roman" w:cs="Times New Roman"/>
-          <w:color w:val="000000" w:themeColor="text1"/>
-        </w:rPr>
-      </w:r>
-      <w:proofErr w:type="spellStart"/>
+        <w:t xml:space="preserve">The control_loop runs at 10 Hz. Students read self.latest_scan.ranges for LiDAR distances and self.latest_odom.pose.pose.position for position, then publish a Twist with their computed velocities. The </w:t>
+      </w:r>
       <w:proofErr w:type="gramStart"/>
       <w:r>
         <w:rPr>
           <w:rFonts w:ascii="Times New Roman" w:hAnsi="Times New Roman" w:cs="Times New Roman"/>
           <w:color w:val="000000" w:themeColor="text1"/>
         </w:rPr>
+        <w:t>finally</w:t>
       </w:r>
       <w:proofErr w:type="gramEnd"/>
       <w:r>
@@ -10297,77 +9848,7 @@
           <w:rFonts w:ascii="Times New Roman" w:hAnsi="Times New Roman" w:cs="Times New Roman"/>
           <w:color w:val="000000" w:themeColor="text1"/>
         </w:rPr>
-      </w:r>
-      <w:proofErr w:type="spellEnd"/>
-      <w:r>
-        <w:rPr>
-          <w:rFonts w:ascii="Times New Roman" w:hAnsi="Times New Roman" w:cs="Times New Roman"/>
-          <w:color w:val="000000" w:themeColor="text1"/>
-        </w:rPr>
-      </w:r>
-      <w:proofErr w:type="spellStart"/>
-      <w:r>
-        <w:rPr>
-          <w:rFonts w:ascii="Times New Roman" w:hAnsi="Times New Roman" w:cs="Times New Roman"/>
-          <w:color w:val="000000" w:themeColor="text1"/>
-        </w:rPr>
-      </w:r>
-      <w:proofErr w:type="spellEnd"/>
-      <w:r>
-        <w:rPr>
-          <w:rFonts w:ascii="Times New Roman" w:hAnsi="Times New Roman" w:cs="Times New Roman"/>
-          <w:color w:val="000000" w:themeColor="text1"/>
-        </w:rPr>
-      </w:r>
-      <w:r>
-        <w:rPr>
-          <w:rFonts w:ascii="Times New Roman" w:hAnsi="Times New Roman" w:cs="Times New Roman"/>
-          <w:color w:val="000000" w:themeColor="text1"/>
-        </w:rPr>
-      </w:r>
-      <w:r>
-        <w:rPr>
-          <w:rFonts w:ascii="Times New Roman" w:hAnsi="Times New Roman" w:cs="Times New Roman"/>
-          <w:color w:val="000000" w:themeColor="text1"/>
-        </w:rPr>
-      </w:r>
-      <w:r>
-        <w:rPr>
-          <w:rFonts w:ascii="Times New Roman" w:hAnsi="Times New Roman" w:cs="Times New Roman"/>
-          <w:color w:val="000000" w:themeColor="text1"/>
-        </w:rPr>
-      </w:r>
-      <w:r>
-        <w:rPr>
-          <w:rFonts w:ascii="Times New Roman" w:hAnsi="Times New Roman" w:cs="Times New Roman"/>
-          <w:color w:val="000000" w:themeColor="text1"/>
-        </w:rPr>
-      </w:r>
-      <w:r>
-        <w:rPr>
-          <w:rFonts w:ascii="Times New Roman" w:hAnsi="Times New Roman" w:cs="Times New Roman"/>
-          <w:color w:val="000000" w:themeColor="text1"/>
-        </w:rPr>
-      </w:r>
-      <w:r>
-        <w:rPr>
-          <w:rFonts w:ascii="Times New Roman" w:hAnsi="Times New Roman" w:cs="Times New Roman"/>
-          <w:color w:val="000000" w:themeColor="text1"/>
-        </w:rPr>
-      </w:r>
-      <w:proofErr w:type="gramStart"/>
-      <w:r>
-        <w:rPr>
-          <w:rFonts w:ascii="Times New Roman" w:hAnsi="Times New Roman" w:cs="Times New Roman"/>
-          <w:color w:val="000000" w:themeColor="text1"/>
-        </w:rPr>
-      </w:r>
-      <w:proofErr w:type="gramEnd"/>
-      <w:r>
-        <w:rPr>
-          <w:rFonts w:ascii="Times New Roman" w:hAnsi="Times New Roman" w:cs="Times New Roman"/>
-          <w:color w:val="000000" w:themeColor="text1"/>
-        </w:rPr>
+        <w:t xml:space="preserve"> block sends a zero Twist on exit so the robot never coasts after the script stops.</w:t>
       </w:r>
     </w:p>
     <w:p>
@@ -10508,16 +9989,7 @@
           <w:sz w:val="24"/>
           <w:szCs w:val="24"/>
         </w:rPr>
-        <w:t>9.1 Hardware</w:t>
-      </w:r>
-      <w:r>
-        <w:rPr>
-          <w:rFonts w:ascii="Times New Roman" w:hAnsi="Times New Roman" w:cs="Times New Roman"/>
-          <w:color w:val="000000" w:themeColor="text1"/>
-          <w:sz w:val="24"/>
-          <w:szCs w:val="24"/>
-        </w:rPr>
-        <w:t xml:space="preserve"> requirements</w:t>
+        <w:t>9.1 Hardware requirements</w:t>
       </w:r>
       <w:bookmarkEnd w:id="20"/>
     </w:p>
@@ -10627,16 +10099,7 @@
           <w:sz w:val="24"/>
           <w:szCs w:val="24"/>
         </w:rPr>
-        <w:t>9.2 Flash</w:t>
-      </w:r>
-      <w:r>
-        <w:rPr>
-          <w:rFonts w:ascii="Times New Roman" w:hAnsi="Times New Roman" w:cs="Times New Roman"/>
-          <w:color w:val="000000" w:themeColor="text1"/>
-          <w:sz w:val="24"/>
-          <w:szCs w:val="24"/>
-        </w:rPr>
-        <w:t xml:space="preserve"> the OS</w:t>
+        <w:t>9.2 Flash the OS</w:t>
       </w:r>
       <w:bookmarkEnd w:id="21"/>
     </w:p>
@@ -10700,16 +10163,7 @@
           <w:sz w:val="24"/>
           <w:szCs w:val="24"/>
         </w:rPr>
-        <w:t>9.3 Install</w:t>
-      </w:r>
-      <w:r>
-        <w:rPr>
-          <w:rFonts w:ascii="Times New Roman" w:hAnsi="Times New Roman" w:cs="Times New Roman"/>
-          <w:color w:val="000000" w:themeColor="text1"/>
-          <w:sz w:val="24"/>
-          <w:szCs w:val="24"/>
-        </w:rPr>
-        <w:t xml:space="preserve"> dependencies and build</w:t>
+        <w:t>9.3 Install dependencies and build</w:t>
       </w:r>
       <w:bookmarkEnd w:id="22"/>
     </w:p>
@@ -10740,21 +10194,7 @@
           <w:rFonts w:ascii="Times New Roman" w:hAnsi="Times New Roman" w:cs="Times New Roman"/>
           <w:color w:val="000000" w:themeColor="text1"/>
         </w:rPr>
-        <w:t xml:space="preserve"> </w:t>
-      </w:r>
-      <w:r>
-        <w:rPr>
-          <w:rFonts w:ascii="Times New Roman" w:hAnsi="Times New Roman" w:cs="Times New Roman"/>
-          <w:color w:val="000000" w:themeColor="text1"/>
-        </w:rPr>
-        <w:t xml:space="preserve">Follow the official installation guide at </w:t>
-      </w:r>
-      <w:r>
-        <w:rPr>
-          <w:rFonts w:ascii="Times New Roman" w:hAnsi="Times New Roman" w:cs="Times New Roman"/>
-          <w:color w:val="000000" w:themeColor="text1"/>
-        </w:rPr>
-        <w:t>(</w:t>
+        <w:t xml:space="preserve"> Follow the official installation guide at (</w:t>
       </w:r>
       <w:hyperlink r:id="rId9" w:history="1">
         <w:r>
@@ -10762,51 +10202,23 @@
             <w:rFonts w:ascii="Times New Roman" w:hAnsi="Times New Roman" w:cs="Times New Roman"/>
             <w:color w:val="000000" w:themeColor="text1"/>
           </w:rPr>
-          <w:t>d</w:t>
-        </w:r>
+          <w:t>docs.ros.org/</w:t>
+        </w:r>
+        <w:proofErr w:type="spellStart"/>
         <w:r>
           <w:rPr>
             <w:rFonts w:ascii="Times New Roman" w:hAnsi="Times New Roman" w:cs="Times New Roman"/>
             <w:color w:val="000000" w:themeColor="text1"/>
           </w:rPr>
-          <w:t>o</w:t>
-        </w:r>
+          <w:t>en</w:t>
+        </w:r>
+        <w:proofErr w:type="spellEnd"/>
         <w:r>
           <w:rPr>
             <w:rFonts w:ascii="Times New Roman" w:hAnsi="Times New Roman" w:cs="Times New Roman"/>
             <w:color w:val="000000" w:themeColor="text1"/>
           </w:rPr>
-          <w:t>cs.ros.org/</w:t>
-        </w:r>
-        <w:proofErr w:type="spellStart"/>
-        <w:r>
-          <w:rPr>
-            <w:rFonts w:ascii="Times New Roman" w:hAnsi="Times New Roman" w:cs="Times New Roman"/>
-            <w:color w:val="000000" w:themeColor="text1"/>
-          </w:rPr>
-          <w:t>en</w:t>
-        </w:r>
-        <w:proofErr w:type="spellEnd"/>
-        <w:r>
-          <w:rPr>
-            <w:rFonts w:ascii="Times New Roman" w:hAnsi="Times New Roman" w:cs="Times New Roman"/>
-            <w:color w:val="000000" w:themeColor="text1"/>
-          </w:rPr>
-          <w:t>/jazzy/Installation/Ubuntu-Install-D</w:t>
-        </w:r>
-        <w:r>
-          <w:rPr>
-            <w:rFonts w:ascii="Times New Roman" w:hAnsi="Times New Roman" w:cs="Times New Roman"/>
-            <w:color w:val="000000" w:themeColor="text1"/>
-          </w:rPr>
-          <w:t>e</w:t>
-        </w:r>
-        <w:r>
-          <w:rPr>
-            <w:rFonts w:ascii="Times New Roman" w:hAnsi="Times New Roman" w:cs="Times New Roman"/>
-            <w:color w:val="000000" w:themeColor="text1"/>
-          </w:rPr>
-          <w:t>bs.html</w:t>
+          <w:t>/jazzy/Installation/Ubuntu-Install-Debs.html</w:t>
         </w:r>
       </w:hyperlink>
       <w:r>
@@ -10814,21 +10226,7 @@
           <w:rFonts w:ascii="Times New Roman" w:hAnsi="Times New Roman" w:cs="Times New Roman"/>
           <w:color w:val="000000" w:themeColor="text1"/>
         </w:rPr>
-        <w:t>)</w:t>
-      </w:r>
-      <w:r>
-        <w:rPr>
-          <w:rFonts w:ascii="Times New Roman" w:hAnsi="Times New Roman" w:cs="Times New Roman"/>
-          <w:color w:val="000000" w:themeColor="text1"/>
-        </w:rPr>
-        <w:t>.</w:t>
-      </w:r>
-      <w:r>
-        <w:rPr>
-          <w:rFonts w:ascii="Times New Roman" w:hAnsi="Times New Roman" w:cs="Times New Roman"/>
-          <w:color w:val="000000" w:themeColor="text1"/>
-        </w:rPr>
-        <w:t xml:space="preserve"> Install the </w:t>
+        <w:t xml:space="preserve">). Install the </w:t>
       </w:r>
       <w:proofErr w:type="spellStart"/>
       <w:r>
@@ -10875,11 +10273,9 @@
     <w:p>
       <w:pPr>
         <w:pStyle w:val="ListParagraph"/>
-        <w:numPr>
-          <w:ilvl w:val="1"/>
-          <w:numId w:val="6"/>
-        </w:numPr>
+        <w:shd w:val="clear" w:color="auto" w:fill="E7E6E6" w:themeFill="background2"/>
         <w:spacing w:after="120" w:line="276" w:lineRule="auto"/>
+        <w:ind w:left="1440"/>
         <w:rPr>
           <w:rFonts w:ascii="Times New Roman" w:hAnsi="Times New Roman" w:cs="Times New Roman"/>
           <w:color w:val="000000" w:themeColor="text1"/>
@@ -10969,11 +10365,9 @@
     <w:p>
       <w:pPr>
         <w:pStyle w:val="ListParagraph"/>
-        <w:numPr>
-          <w:ilvl w:val="1"/>
-          <w:numId w:val="6"/>
-        </w:numPr>
+        <w:shd w:val="clear" w:color="auto" w:fill="E7E6E6" w:themeFill="background2"/>
         <w:spacing w:after="120" w:line="276" w:lineRule="auto"/>
+        <w:ind w:left="1440"/>
         <w:rPr>
           <w:rFonts w:ascii="Times New Roman" w:hAnsi="Times New Roman" w:cs="Times New Roman"/>
           <w:color w:val="000000" w:themeColor="text1"/>
@@ -10985,7 +10379,14 @@
           <w:rFonts w:ascii="Times New Roman" w:hAnsi="Times New Roman" w:cs="Times New Roman"/>
           <w:color w:val="000000" w:themeColor="text1"/>
         </w:rPr>
-        <w:t>sudo</w:t>
+        <w:t>s</w:t>
+      </w:r>
+      <w:r>
+        <w:rPr>
+          <w:rFonts w:ascii="Times New Roman" w:hAnsi="Times New Roman" w:cs="Times New Roman"/>
+          <w:color w:val="000000" w:themeColor="text1"/>
+        </w:rPr>
+        <w:t>udo</w:t>
       </w:r>
       <w:proofErr w:type="spellEnd"/>
       <w:r>
@@ -11040,11 +10441,9 @@
     <w:p>
       <w:pPr>
         <w:pStyle w:val="ListParagraph"/>
-        <w:numPr>
-          <w:ilvl w:val="1"/>
-          <w:numId w:val="6"/>
-        </w:numPr>
+        <w:shd w:val="clear" w:color="auto" w:fill="E7E6E6" w:themeFill="background2"/>
         <w:spacing w:after="120" w:line="276" w:lineRule="auto"/>
+        <w:ind w:left="1440"/>
         <w:rPr>
           <w:rFonts w:ascii="Times New Roman" w:hAnsi="Times New Roman" w:cs="Times New Roman"/>
           <w:color w:val="000000" w:themeColor="text1"/>
@@ -11070,11 +10469,9 @@
     <w:p>
       <w:pPr>
         <w:pStyle w:val="ListParagraph"/>
-        <w:numPr>
-          <w:ilvl w:val="1"/>
-          <w:numId w:val="6"/>
-        </w:numPr>
+        <w:shd w:val="clear" w:color="auto" w:fill="E7E6E6" w:themeFill="background2"/>
         <w:spacing w:after="120" w:line="276" w:lineRule="auto"/>
+        <w:ind w:left="1440"/>
         <w:rPr>
           <w:rFonts w:ascii="Times New Roman" w:hAnsi="Times New Roman" w:cs="Times New Roman"/>
           <w:color w:val="000000" w:themeColor="text1"/>
@@ -11091,32 +10488,35 @@
     <w:p>
       <w:pPr>
         <w:pStyle w:val="ListParagraph"/>
-        <w:numPr>
-          <w:ilvl w:val="1"/>
-          <w:numId w:val="6"/>
-        </w:numPr>
+        <w:shd w:val="clear" w:color="auto" w:fill="E7E6E6" w:themeFill="background2"/>
         <w:spacing w:after="120" w:line="276" w:lineRule="auto"/>
-        <w:rPr>
-          <w:rFonts w:ascii="Times New Roman" w:hAnsi="Times New Roman" w:cs="Times New Roman"/>
-          <w:color w:val="000000" w:themeColor="text1"/>
-        </w:rPr>
-      </w:pPr>
-      <w:r>
-        <w:rPr>
-          <w:rFonts w:ascii="Times New Roman" w:hAnsi="Times New Roman" w:cs="Times New Roman"/>
-          <w:color w:val="000000" w:themeColor="text1"/>
-        </w:rPr>
-        <w:t xml:space="preserve"> git clone </w:t>
-      </w:r>
-      <w:hyperlink r:id="rId10" w:history="1">
-        <w:r>
-          <w:rPr>
-            <w:rStyle w:val="Hyperlink"/>
-            <w:rFonts w:ascii="Times New Roman" w:hAnsi="Times New Roman" w:cs="Times New Roman"/>
-          </w:rPr>
-          <w:t>https://github.com/your-repo/tb3_bridge.git</w:t>
-        </w:r>
-      </w:hyperlink>
+        <w:ind w:left="1440"/>
+        <w:rPr>
+          <w:rFonts w:ascii="Times New Roman" w:hAnsi="Times New Roman" w:cs="Times New Roman"/>
+          <w:color w:val="000000" w:themeColor="text1"/>
+        </w:rPr>
+      </w:pPr>
+      <w:r>
+        <w:rPr>
+          <w:rFonts w:ascii="Times New Roman" w:hAnsi="Times New Roman" w:cs="Times New Roman"/>
+          <w:color w:val="000000" w:themeColor="text1"/>
+        </w:rPr>
+        <w:t>git clone</w:t>
+      </w:r>
+      <w:r>
+        <w:rPr>
+          <w:rFonts w:ascii="Times New Roman" w:hAnsi="Times New Roman" w:cs="Times New Roman"/>
+          <w:color w:val="000000" w:themeColor="text1"/>
+        </w:rPr>
+        <w:t xml:space="preserve"> </w:t>
+      </w:r>
+      <w:r>
+        <w:rPr>
+          <w:rFonts w:ascii="Times New Roman" w:hAnsi="Times New Roman" w:cs="Times New Roman"/>
+          <w:color w:val="000000" w:themeColor="text1"/>
+        </w:rPr>
+        <w:t>https://github.com/JonathanSoucie/TurtleBot3_Bridge.gitTurtleBot3_Bridge/bridge_package/tb3_bridge</w:t>
+      </w:r>
     </w:p>
     <w:p>
       <w:pPr>
@@ -11150,11 +10550,9 @@
     <w:p>
       <w:pPr>
         <w:pStyle w:val="ListParagraph"/>
-        <w:numPr>
-          <w:ilvl w:val="1"/>
-          <w:numId w:val="6"/>
-        </w:numPr>
+        <w:shd w:val="clear" w:color="auto" w:fill="E7E6E6" w:themeFill="background2"/>
         <w:spacing w:after="120" w:line="276" w:lineRule="auto"/>
+        <w:ind w:left="1440"/>
         <w:rPr>
           <w:rFonts w:ascii="Times New Roman" w:hAnsi="Times New Roman" w:cs="Times New Roman"/>
           <w:color w:val="000000" w:themeColor="text1"/>
@@ -11203,11 +10601,9 @@
     <w:p>
       <w:pPr>
         <w:pStyle w:val="ListParagraph"/>
-        <w:numPr>
-          <w:ilvl w:val="1"/>
-          <w:numId w:val="6"/>
-        </w:numPr>
+        <w:shd w:val="clear" w:color="auto" w:fill="E7E6E6" w:themeFill="background2"/>
         <w:spacing w:after="120" w:line="276" w:lineRule="auto"/>
+        <w:ind w:left="1440"/>
         <w:rPr>
           <w:rFonts w:ascii="Times New Roman" w:hAnsi="Times New Roman" w:cs="Times New Roman"/>
           <w:color w:val="000000" w:themeColor="text1"/>
@@ -11224,11 +10620,9 @@
     <w:p>
       <w:pPr>
         <w:pStyle w:val="ListParagraph"/>
-        <w:numPr>
-          <w:ilvl w:val="1"/>
-          <w:numId w:val="6"/>
-        </w:numPr>
+        <w:shd w:val="clear" w:color="auto" w:fill="E7E6E6" w:themeFill="background2"/>
         <w:spacing w:after="120" w:line="276" w:lineRule="auto"/>
+        <w:ind w:left="1440"/>
         <w:rPr>
           <w:rFonts w:ascii="Times New Roman" w:hAnsi="Times New Roman" w:cs="Times New Roman"/>
           <w:color w:val="000000" w:themeColor="text1"/>
@@ -11240,7 +10634,7 @@
           <w:rFonts w:ascii="Times New Roman" w:hAnsi="Times New Roman" w:cs="Times New Roman"/>
           <w:color w:val="000000" w:themeColor="text1"/>
         </w:rPr>
-        <w:t xml:space="preserve">sudo rosdep init &amp;&amp; rosdep update &amp;&amp; rosdep install --from-paths src --ignore-src -r -y </w:t>
+        <w:t>sudo</w:t>
       </w:r>
       <w:proofErr w:type="spellEnd"/>
       <w:r>
@@ -11248,6 +10642,7 @@
           <w:rFonts w:ascii="Times New Roman" w:hAnsi="Times New Roman" w:cs="Times New Roman"/>
           <w:color w:val="000000" w:themeColor="text1"/>
         </w:rPr>
+        <w:t xml:space="preserve"> </w:t>
       </w:r>
       <w:proofErr w:type="spellStart"/>
       <w:r>
@@ -11255,6 +10650,7 @@
           <w:rFonts w:ascii="Times New Roman" w:hAnsi="Times New Roman" w:cs="Times New Roman"/>
           <w:color w:val="000000" w:themeColor="text1"/>
         </w:rPr>
+        <w:t>rosdep</w:t>
       </w:r>
       <w:proofErr w:type="spellEnd"/>
       <w:r>
@@ -11262,6 +10658,7 @@
           <w:rFonts w:ascii="Times New Roman" w:hAnsi="Times New Roman" w:cs="Times New Roman"/>
           <w:color w:val="000000" w:themeColor="text1"/>
         </w:rPr>
+        <w:t xml:space="preserve"> </w:t>
       </w:r>
       <w:proofErr w:type="spellStart"/>
       <w:r>
@@ -11269,6 +10666,7 @@
           <w:rFonts w:ascii="Times New Roman" w:hAnsi="Times New Roman" w:cs="Times New Roman"/>
           <w:color w:val="000000" w:themeColor="text1"/>
         </w:rPr>
+        <w:t>init</w:t>
       </w:r>
       <w:proofErr w:type="spellEnd"/>
       <w:r>
@@ -11276,6 +10674,7 @@
           <w:rFonts w:ascii="Times New Roman" w:hAnsi="Times New Roman" w:cs="Times New Roman"/>
           <w:color w:val="000000" w:themeColor="text1"/>
         </w:rPr>
+        <w:t xml:space="preserve"> &amp;&amp; </w:t>
       </w:r>
       <w:proofErr w:type="spellStart"/>
       <w:r>
@@ -11283,6 +10682,7 @@
           <w:rFonts w:ascii="Times New Roman" w:hAnsi="Times New Roman" w:cs="Times New Roman"/>
           <w:color w:val="000000" w:themeColor="text1"/>
         </w:rPr>
+        <w:t>rosdep</w:t>
       </w:r>
       <w:proofErr w:type="spellEnd"/>
       <w:r>
@@ -11290,6 +10690,7 @@
           <w:rFonts w:ascii="Times New Roman" w:hAnsi="Times New Roman" w:cs="Times New Roman"/>
           <w:color w:val="000000" w:themeColor="text1"/>
         </w:rPr>
+        <w:t xml:space="preserve"> update &amp;&amp; </w:t>
       </w:r>
       <w:proofErr w:type="spellStart"/>
       <w:r>
@@ -11297,6 +10698,7 @@
           <w:rFonts w:ascii="Times New Roman" w:hAnsi="Times New Roman" w:cs="Times New Roman"/>
           <w:color w:val="000000" w:themeColor="text1"/>
         </w:rPr>
+        <w:t>rosdep</w:t>
       </w:r>
       <w:proofErr w:type="spellEnd"/>
       <w:r>
@@ -11304,16 +10706,15 @@
           <w:rFonts w:ascii="Times New Roman" w:hAnsi="Times New Roman" w:cs="Times New Roman"/>
           <w:color w:val="000000" w:themeColor="text1"/>
         </w:rPr>
+        <w:t xml:space="preserve"> install --from-paths src --ignore-src -r -y </w:t>
       </w:r>
     </w:p>
     <w:p>
       <w:pPr>
         <w:pStyle w:val="ListParagraph"/>
-        <w:numPr>
-          <w:ilvl w:val="1"/>
-          <w:numId w:val="6"/>
-        </w:numPr>
+        <w:shd w:val="clear" w:color="auto" w:fill="E7E6E6" w:themeFill="background2"/>
         <w:spacing w:after="120" w:line="276" w:lineRule="auto"/>
+        <w:ind w:left="1440"/>
         <w:rPr>
           <w:rFonts w:ascii="Times New Roman" w:hAnsi="Times New Roman" w:cs="Times New Roman"/>
           <w:color w:val="000000" w:themeColor="text1"/>
@@ -11391,21 +10792,20 @@
     <w:p>
       <w:pPr>
         <w:pStyle w:val="ListParagraph"/>
-        <w:numPr>
-          <w:ilvl w:val="1"/>
-          <w:numId w:val="6"/>
-        </w:numPr>
+        <w:shd w:val="clear" w:color="auto" w:fill="E7E6E6" w:themeFill="background2"/>
         <w:spacing w:after="120" w:line="276" w:lineRule="auto"/>
-        <w:rPr>
-          <w:rFonts w:ascii="Times New Roman" w:hAnsi="Times New Roman" w:cs="Times New Roman"/>
-          <w:color w:val="000000" w:themeColor="text1"/>
-        </w:rPr>
-      </w:pPr>
-      <w:r>
-        <w:rPr>
-          <w:rFonts w:ascii="Times New Roman" w:hAnsi="Times New Roman" w:cs="Times New Roman"/>
-          <w:color w:val="000000" w:themeColor="text1"/>
-        </w:rPr>
+        <w:ind w:left="1440"/>
+        <w:rPr>
+          <w:rFonts w:ascii="Times New Roman" w:hAnsi="Times New Roman" w:cs="Times New Roman"/>
+          <w:color w:val="000000" w:themeColor="text1"/>
+        </w:rPr>
+      </w:pPr>
+      <w:r>
+        <w:rPr>
+          <w:rFonts w:ascii="Times New Roman" w:hAnsi="Times New Roman" w:cs="Times New Roman"/>
+          <w:color w:val="000000" w:themeColor="text1"/>
+        </w:rPr>
+        <w:lastRenderedPageBreak/>
         <w:t>echo 'source /opt/</w:t>
       </w:r>
       <w:proofErr w:type="spellStart"/>
@@ -11462,22 +10862,19 @@
     <w:p>
       <w:pPr>
         <w:pStyle w:val="ListParagraph"/>
-        <w:numPr>
-          <w:ilvl w:val="1"/>
-          <w:numId w:val="6"/>
-        </w:numPr>
+        <w:shd w:val="clear" w:color="auto" w:fill="E7E6E6" w:themeFill="background2"/>
         <w:spacing w:after="120" w:line="276" w:lineRule="auto"/>
-        <w:rPr>
-          <w:rFonts w:ascii="Times New Roman" w:hAnsi="Times New Roman" w:cs="Times New Roman"/>
-          <w:color w:val="000000" w:themeColor="text1"/>
-        </w:rPr>
-      </w:pPr>
-      <w:r>
-        <w:rPr>
-          <w:rFonts w:ascii="Times New Roman" w:hAnsi="Times New Roman" w:cs="Times New Roman"/>
-          <w:color w:val="000000" w:themeColor="text1"/>
-        </w:rPr>
-        <w:lastRenderedPageBreak/>
+        <w:ind w:left="1440"/>
+        <w:rPr>
+          <w:rFonts w:ascii="Times New Roman" w:hAnsi="Times New Roman" w:cs="Times New Roman"/>
+          <w:color w:val="000000" w:themeColor="text1"/>
+        </w:rPr>
+      </w:pPr>
+      <w:r>
+        <w:rPr>
+          <w:rFonts w:ascii="Times New Roman" w:hAnsi="Times New Roman" w:cs="Times New Roman"/>
+          <w:color w:val="000000" w:themeColor="text1"/>
+        </w:rPr>
         <w:t>echo 'source ~/ros2_ws/install/</w:t>
       </w:r>
       <w:proofErr w:type="spellStart"/>
@@ -11518,11 +10915,9 @@
     <w:p>
       <w:pPr>
         <w:pStyle w:val="ListParagraph"/>
-        <w:numPr>
-          <w:ilvl w:val="1"/>
-          <w:numId w:val="6"/>
-        </w:numPr>
+        <w:shd w:val="clear" w:color="auto" w:fill="E7E6E6" w:themeFill="background2"/>
         <w:spacing w:after="120" w:line="276" w:lineRule="auto"/>
+        <w:ind w:left="1440"/>
         <w:rPr>
           <w:rFonts w:ascii="Times New Roman" w:hAnsi="Times New Roman" w:cs="Times New Roman"/>
           <w:color w:val="000000" w:themeColor="text1"/>
@@ -11557,11 +10952,9 @@
     <w:p>
       <w:pPr>
         <w:pStyle w:val="ListParagraph"/>
-        <w:numPr>
-          <w:ilvl w:val="1"/>
-          <w:numId w:val="6"/>
-        </w:numPr>
+        <w:shd w:val="clear" w:color="auto" w:fill="E7E6E6" w:themeFill="background2"/>
         <w:spacing w:after="120" w:line="276" w:lineRule="auto"/>
+        <w:ind w:left="1440"/>
         <w:rPr>
           <w:rFonts w:ascii="Times New Roman" w:hAnsi="Times New Roman" w:cs="Times New Roman"/>
           <w:color w:val="000000" w:themeColor="text1"/>
@@ -11638,11 +11031,9 @@
     <w:p>
       <w:pPr>
         <w:pStyle w:val="ListParagraph"/>
-        <w:numPr>
-          <w:ilvl w:val="1"/>
-          <w:numId w:val="6"/>
-        </w:numPr>
+        <w:shd w:val="clear" w:color="auto" w:fill="E7E6E6" w:themeFill="background2"/>
         <w:spacing w:after="120" w:line="276" w:lineRule="auto"/>
+        <w:ind w:left="1440"/>
         <w:rPr>
           <w:rFonts w:ascii="Times New Roman" w:hAnsi="Times New Roman" w:cs="Times New Roman"/>
           <w:color w:val="000000" w:themeColor="text1"/>
@@ -11700,11 +11091,9 @@
     <w:p>
       <w:pPr>
         <w:pStyle w:val="ListParagraph"/>
-        <w:numPr>
-          <w:ilvl w:val="1"/>
-          <w:numId w:val="6"/>
-        </w:numPr>
+        <w:shd w:val="clear" w:color="auto" w:fill="E7E6E6" w:themeFill="background2"/>
         <w:spacing w:after="120" w:line="276" w:lineRule="auto"/>
+        <w:ind w:left="1440"/>
         <w:rPr>
           <w:rFonts w:ascii="Times New Roman" w:hAnsi="Times New Roman" w:cs="Times New Roman"/>
           <w:color w:val="000000" w:themeColor="text1"/>
@@ -11764,11 +11153,9 @@
     <w:p>
       <w:pPr>
         <w:pStyle w:val="ListParagraph"/>
-        <w:numPr>
-          <w:ilvl w:val="1"/>
-          <w:numId w:val="6"/>
-        </w:numPr>
+        <w:shd w:val="clear" w:color="auto" w:fill="E7E6E6" w:themeFill="background2"/>
         <w:spacing w:after="120" w:line="276" w:lineRule="auto"/>
+        <w:ind w:left="1440"/>
         <w:rPr>
           <w:rFonts w:ascii="Times New Roman" w:hAnsi="Times New Roman" w:cs="Times New Roman"/>
           <w:color w:val="000000" w:themeColor="text1"/>
@@ -11901,11 +11288,9 @@
     <w:p>
       <w:pPr>
         <w:pStyle w:val="ListParagraph"/>
-        <w:numPr>
-          <w:ilvl w:val="1"/>
-          <w:numId w:val="6"/>
-        </w:numPr>
+        <w:shd w:val="clear" w:color="auto" w:fill="E7E6E6" w:themeFill="background2"/>
         <w:spacing w:before="100" w:beforeAutospacing="1" w:after="100" w:afterAutospacing="1"/>
+        <w:ind w:left="1440"/>
         <w:rPr>
           <w:rFonts w:ascii="Times New Roman" w:eastAsia="Times New Roman" w:hAnsi="Times New Roman" w:cs="Times New Roman"/>
           <w:sz w:val="24"/>
@@ -11930,8 +11315,8 @@
       </w:pPr>
     </w:p>
     <w:sectPr>
-      <w:headerReference w:type="default" r:id="rId11"/>
-      <w:footerReference w:type="default" r:id="rId12"/>
+      <w:headerReference w:type="default" r:id="rId10"/>
+      <w:footerReference w:type="default" r:id="rId11"/>
       <w:pgSz w:w="12240" w:h="15840"/>
       <w:pgMar w:top="1440" w:right="1440" w:bottom="1440" w:left="1440" w:header="708" w:footer="708" w:gutter="0"/>
       <w:cols w:space="720"/>
